--- a/DocumentWord_TP2_Sebastian_Maxime.docx
+++ b/DocumentWord_TP2_Sebastian_Maxime.docx
@@ -34,6 +34,9 @@
         </w:p>
         <w:p>
           <w:r>
+            <w:rPr>
+              <w:noProof/>
+            </w:rPr>
             <mc:AlternateContent>
               <mc:Choice Requires="wps">
                 <w:drawing>
@@ -92,7 +95,7 @@
                                     <w:color w:val="2C7FCE" w:themeColor="text2" w:themeTint="99"/>
                                     <w:sz w:val="64"/>
                                     <w:szCs w:val="64"/>
-                                    <w:lang w:val="fr-CA"/>
+                                    <w:lang w:val="en-CA"/>
                                   </w:rPr>
                                   <w:alias w:val="Title"/>
                                   <w:tag w:val=""/>
@@ -116,7 +119,7 @@
                                         <w:color w:val="2C7FCE" w:themeColor="text2" w:themeTint="99"/>
                                         <w:sz w:val="68"/>
                                         <w:szCs w:val="68"/>
-                                        <w:lang w:val="fr-CA"/>
+                                        <w:lang w:val="en-CA"/>
                                       </w:rPr>
                                     </w:pPr>
                                     <w:r>
@@ -126,7 +129,7 @@
                                         <w:color w:val="2C7FCE" w:themeColor="text2" w:themeTint="99"/>
                                         <w:sz w:val="64"/>
                                         <w:szCs w:val="64"/>
-                                        <w:lang w:val="fr-CA"/>
+                                        <w:lang w:val="en-CA"/>
                                       </w:rPr>
                                       <w:t>TP2</w:t>
                                     </w:r>
@@ -137,7 +140,7 @@
                                         <w:color w:val="2C7FCE" w:themeColor="text2" w:themeTint="99"/>
                                         <w:sz w:val="64"/>
                                         <w:szCs w:val="64"/>
-                                        <w:lang w:val="fr-CA"/>
+                                        <w:lang w:val="en-CA"/>
                                       </w:rPr>
                                       <w:t xml:space="preserve"> – Document Word</w:t>
                                     </w:r>
@@ -152,7 +155,7 @@
                                     <w:color w:val="156082" w:themeColor="accent1"/>
                                     <w:sz w:val="36"/>
                                     <w:szCs w:val="36"/>
-                                    <w:lang w:val="fr-CA"/>
+                                    <w:lang w:val="en-CA"/>
                                   </w:rPr>
                                 </w:pPr>
                                 <w:sdt>
@@ -161,7 +164,7 @@
                                       <w:color w:val="156082" w:themeColor="accent1"/>
                                       <w:sz w:val="36"/>
                                       <w:szCs w:val="36"/>
-                                      <w:lang w:val="fr-CA"/>
+                                      <w:lang w:val="en-CA"/>
                                     </w:rPr>
                                     <w:alias w:val="Subtitle"/>
                                     <w:tag w:val=""/>
@@ -175,7 +178,7 @@
                                         <w:color w:val="156082" w:themeColor="accent1"/>
                                         <w:sz w:val="36"/>
                                         <w:szCs w:val="36"/>
-                                        <w:lang w:val="fr-CA"/>
+                                        <w:lang w:val="en-CA"/>
                                       </w:rPr>
                                       <w:t>Application Web</w:t>
                                     </w:r>
@@ -183,12 +186,18 @@
                                 </w:sdt>
                                 <w:r>
                                   <w:rPr>
-                                    <w:lang w:val="fr-CA"/>
+                                    <w:lang w:val="en-CA"/>
                                   </w:rPr>
                                   <w:t xml:space="preserve"> </w:t>
                                 </w:r>
                               </w:p>
-                              <w:p/>
+                              <w:p>
+                                <w:pPr>
+                                  <w:rPr>
+                                    <w:lang w:val="en-CA"/>
+                                  </w:rPr>
+                                </w:pPr>
+                              </w:p>
                             </w:txbxContent>
                           </wps:txbx>
                           <wps:bodyPr rot="0" spcFirstLastPara="0" vertOverflow="overflow" horzOverflow="overflow" vert="horz" wrap="square" lIns="91440" tIns="45720" rIns="91440" bIns="45720" numCol="1" spcCol="0" rtlCol="0" fromWordArt="0" anchor="t" anchorCtr="0" forceAA="0" compatLnSpc="1">
@@ -223,7 +232,7 @@
                               <w:color w:val="2C7FCE" w:themeColor="text2" w:themeTint="99"/>
                               <w:sz w:val="64"/>
                               <w:szCs w:val="64"/>
-                              <w:lang w:val="fr-CA"/>
+                              <w:lang w:val="en-CA"/>
                             </w:rPr>
                             <w:alias w:val="Title"/>
                             <w:tag w:val=""/>
@@ -247,7 +256,7 @@
                                   <w:color w:val="2C7FCE" w:themeColor="text2" w:themeTint="99"/>
                                   <w:sz w:val="68"/>
                                   <w:szCs w:val="68"/>
-                                  <w:lang w:val="fr-CA"/>
+                                  <w:lang w:val="en-CA"/>
                                 </w:rPr>
                               </w:pPr>
                               <w:r>
@@ -257,7 +266,7 @@
                                   <w:color w:val="2C7FCE" w:themeColor="text2" w:themeTint="99"/>
                                   <w:sz w:val="64"/>
                                   <w:szCs w:val="64"/>
-                                  <w:lang w:val="fr-CA"/>
+                                  <w:lang w:val="en-CA"/>
                                 </w:rPr>
                                 <w:t>TP2</w:t>
                               </w:r>
@@ -268,7 +277,7 @@
                                   <w:color w:val="2C7FCE" w:themeColor="text2" w:themeTint="99"/>
                                   <w:sz w:val="64"/>
                                   <w:szCs w:val="64"/>
-                                  <w:lang w:val="fr-CA"/>
+                                  <w:lang w:val="en-CA"/>
                                 </w:rPr>
                                 <w:t xml:space="preserve"> – Document Word</w:t>
                               </w:r>
@@ -283,7 +292,7 @@
                               <w:color w:val="156082" w:themeColor="accent1"/>
                               <w:sz w:val="36"/>
                               <w:szCs w:val="36"/>
-                              <w:lang w:val="fr-CA"/>
+                              <w:lang w:val="en-CA"/>
                             </w:rPr>
                           </w:pPr>
                           <w:sdt>
@@ -292,7 +301,7 @@
                                 <w:color w:val="156082" w:themeColor="accent1"/>
                                 <w:sz w:val="36"/>
                                 <w:szCs w:val="36"/>
-                                <w:lang w:val="fr-CA"/>
+                                <w:lang w:val="en-CA"/>
                               </w:rPr>
                               <w:alias w:val="Subtitle"/>
                               <w:tag w:val=""/>
@@ -306,7 +315,7 @@
                                   <w:color w:val="156082" w:themeColor="accent1"/>
                                   <w:sz w:val="36"/>
                                   <w:szCs w:val="36"/>
-                                  <w:lang w:val="fr-CA"/>
+                                  <w:lang w:val="en-CA"/>
                                 </w:rPr>
                                 <w:t>Application Web</w:t>
                               </w:r>
@@ -314,12 +323,18 @@
                           </w:sdt>
                           <w:r>
                             <w:rPr>
-                              <w:lang w:val="fr-CA"/>
+                              <w:lang w:val="en-CA"/>
                             </w:rPr>
                             <w:t xml:space="preserve"> </w:t>
                           </w:r>
                         </w:p>
-                        <w:p/>
+                        <w:p>
+                          <w:pPr>
+                            <w:rPr>
+                              <w:lang w:val="en-CA"/>
+                            </w:rPr>
+                          </w:pPr>
+                        </w:p>
                       </w:txbxContent>
                     </v:textbox>
                     <w10:wrap anchorx="page" anchory="margin"/>
@@ -330,6 +345,7 @@
           </w:r>
           <w:r>
             <w:rPr>
+              <w:noProof/>
               <w:color w:val="156082" w:themeColor="accent1"/>
               <w:sz w:val="36"/>
               <w:szCs w:val="36"/>
@@ -863,6 +879,9 @@
             </mc:AlternateContent>
           </w:r>
           <w:r>
+            <w:rPr>
+              <w:noProof/>
+            </w:rPr>
             <mc:AlternateContent>
               <mc:Choice Requires="wps">
                 <w:drawing>
@@ -1532,6 +1551,7 @@
       </w:pPr>
       <w:bookmarkStart w:id="0" w:name="_Toc227005622"/>
       <w:r>
+        <w:lastRenderedPageBreak/>
         <w:t>Description du projet</w:t>
       </w:r>
       <w:bookmarkEnd w:id="0"/>
@@ -1567,6 +1587,7 @@
       </w:pPr>
       <w:bookmarkStart w:id="1" w:name="_Toc227005623"/>
       <w:r>
+        <w:lastRenderedPageBreak/>
         <w:t>Modèle de données logique</w:t>
       </w:r>
       <w:bookmarkEnd w:id="1"/>
@@ -1630,6 +1651,7 @@
       </w:pPr>
       <w:bookmarkStart w:id="2" w:name="_Toc227005624"/>
       <w:r>
+        <w:lastRenderedPageBreak/>
         <w:t xml:space="preserve">Clé de lecture </w:t>
       </w:r>
       <w:r>
@@ -1649,17 +1671,12 @@
           <w:b/>
           <w:bCs/>
         </w:rPr>
-        <w:t>Fabricant — Console :</w:t>
+        <w:t>Relation Fabricant — Console</w:t>
       </w:r>
     </w:p>
     <w:p>
       <w:r>
-        <w:t>Un Fabricant peut produire plusieurs Consoles.</w:t>
-      </w:r>
-    </w:p>
-    <w:p>
-      <w:r>
-        <w:t>Une Console doit être produite par un seul Fabricant.</w:t>
+        <w:t>Un fabricant peut produire plusieurs modèles de consoles, mais chaque console est produite par un seul fabricant.</w:t>
       </w:r>
     </w:p>
     <w:p/>
@@ -1675,17 +1692,12 @@
           <w:b/>
           <w:bCs/>
         </w:rPr>
-        <w:t>Console — Jeu :</w:t>
+        <w:t>Relation Console — Jeu</w:t>
       </w:r>
     </w:p>
     <w:p>
       <w:r>
-        <w:t>Une Console peut accueillir plusieurs Jeux.</w:t>
-      </w:r>
-    </w:p>
-    <w:p>
-      <w:r>
-        <w:t>Un Jeu doit être destiné à une seule Console.</w:t>
+        <w:t>Une console peut accueillir une vaste bibliothèque de jeux, mais chaque titre de jeu est spécifiquement conçu pour une seule console.</w:t>
       </w:r>
     </w:p>
     <w:p/>
@@ -1701,17 +1713,12 @@
           <w:b/>
           <w:bCs/>
         </w:rPr>
-        <w:t>Genre — Jeu :</w:t>
+        <w:t>Relation Genre — Jeu</w:t>
       </w:r>
     </w:p>
     <w:p>
       <w:r>
-        <w:t>Un Genre peut classifier plusieurs Jeux.</w:t>
-      </w:r>
-    </w:p>
-    <w:p>
-      <w:r>
-        <w:t>Un Jeu doit appartenir à un seul Genre.</w:t>
+        <w:t>Un genre peut regrouper plusieurs jeux différents, mais chaque jeu est classé sous un seul genre principal.</w:t>
       </w:r>
     </w:p>
     <w:p/>
@@ -1727,17 +1734,12 @@
           <w:b/>
           <w:bCs/>
         </w:rPr>
-        <w:t>Jeu — Exemplaire :</w:t>
+        <w:t>Relation Jeu — Exemplaire</w:t>
       </w:r>
     </w:p>
     <w:p>
       <w:r>
-        <w:t>Un Jeu peut posséder plusieurs Exemplaires (doublons ou variantes).</w:t>
-      </w:r>
-    </w:p>
-    <w:p>
-      <w:r>
-        <w:t>Un Exemplaire doit représenter un seul Jeu.</w:t>
+        <w:t>Un titre de jeu peut posséder plusieurs exemplaires physiques dans la collection (doublons ou états différents), mais chaque exemplaire physique est rattaché à un seul titre de jeu.</w:t>
       </w:r>
       <w:r>
         <w:br w:type="page"/>
@@ -1749,6 +1751,7 @@
       </w:pPr>
       <w:bookmarkStart w:id="3" w:name="_Toc227005625"/>
       <w:r>
+        <w:lastRenderedPageBreak/>
         <w:t>Maquettes des écrans</w:t>
       </w:r>
       <w:bookmarkEnd w:id="3"/>
@@ -1769,6 +1772,7 @@
       </w:pPr>
       <w:bookmarkStart w:id="4" w:name="_Toc227005626"/>
       <w:r>
+        <w:lastRenderedPageBreak/>
         <w:t>Scripts de base de données</w:t>
       </w:r>
       <w:bookmarkEnd w:id="4"/>

--- a/DocumentWord_TP2_Sebastian_Maxime.docx
+++ b/DocumentWord_TP2_Sebastian_Maxime.docx
@@ -5,13 +5,10 @@
     <w:sdt>
       <w:sdtPr>
         <w:rPr>
-          <w:kern w:val="2"/>
           <w:sz w:val="2"/>
-          <w:szCs w:val="24"/>
           <w:lang w:val="fr-CA"/>
-          <w14:ligatures w14:val="standardContextual"/>
         </w:rPr>
-        <w:id w:val="1987116115"/>
+        <w:id w:val="-735323125"/>
         <w:docPartObj>
           <w:docPartGallery w:val="Cover Pages"/>
           <w:docPartUnique/>
@@ -19,7 +16,11 @@
       </w:sdtPr>
       <w:sdtEndPr>
         <w:rPr>
+          <w:rFonts w:eastAsiaTheme="minorHAnsi"/>
+          <w:kern w:val="2"/>
           <w:sz w:val="24"/>
+          <w:szCs w:val="24"/>
+          <w14:ligatures w14:val="standardContextual"/>
         </w:rPr>
       </w:sdtEndPr>
       <w:sdtContent>
@@ -34,13 +35,10 @@
         </w:p>
         <w:p>
           <w:r>
-            <w:rPr>
-              <w:noProof/>
-            </w:rPr>
             <mc:AlternateContent>
               <mc:Choice Requires="wps">
                 <w:drawing>
-                  <wp:anchor distT="0" distB="0" distL="114300" distR="114300" simplePos="0" relativeHeight="251658242" behindDoc="0" locked="0" layoutInCell="1" allowOverlap="1" wp14:anchorId="79CD57ED" wp14:editId="55B30D64">
+                  <wp:anchor distT="0" distB="0" distL="114300" distR="114300" simplePos="0" relativeHeight="251661312" behindDoc="0" locked="0" layoutInCell="1" allowOverlap="1" wp14:anchorId="1CD50EC5" wp14:editId="34A44B26">
                     <wp:simplePos x="0" y="0"/>
                     <wp:positionH relativeFrom="page">
                       <wp:align>center</wp:align>
@@ -95,7 +93,7 @@
                                     <w:color w:val="2C7FCE" w:themeColor="text2" w:themeTint="99"/>
                                     <w:sz w:val="64"/>
                                     <w:szCs w:val="64"/>
-                                    <w:lang w:val="en-CA"/>
+                                    <w:lang w:val="fr-CA"/>
                                   </w:rPr>
                                   <w:alias w:val="Title"/>
                                   <w:tag w:val=""/>
@@ -119,7 +117,7 @@
                                         <w:color w:val="2C7FCE" w:themeColor="text2" w:themeTint="99"/>
                                         <w:sz w:val="68"/>
                                         <w:szCs w:val="68"/>
-                                        <w:lang w:val="en-CA"/>
+                                        <w:lang w:val="fr-CA"/>
                                       </w:rPr>
                                     </w:pPr>
                                     <w:r>
@@ -129,20 +127,9 @@
                                         <w:color w:val="2C7FCE" w:themeColor="text2" w:themeTint="99"/>
                                         <w:sz w:val="64"/>
                                         <w:szCs w:val="64"/>
-                                        <w:lang w:val="en-CA"/>
+                                        <w:lang w:val="fr-CA"/>
                                       </w:rPr>
-                                      <w:t>TP2</w:t>
-                                    </w:r>
-                                    <w:r>
-                                      <w:rPr>
-                                        <w:rFonts w:asciiTheme="majorHAnsi" w:eastAsiaTheme="majorEastAsia" w:hAnsiTheme="majorHAnsi" w:cstheme="majorBidi"/>
-                                        <w:caps/>
-                                        <w:color w:val="2C7FCE" w:themeColor="text2" w:themeTint="99"/>
-                                        <w:sz w:val="64"/>
-                                        <w:szCs w:val="64"/>
-                                        <w:lang w:val="en-CA"/>
-                                      </w:rPr>
-                                      <w:t xml:space="preserve"> – Document Word</w:t>
+                                      <w:t>TP2 – Document Word</w:t>
                                     </w:r>
                                   </w:p>
                                 </w:sdtContent>
@@ -155,7 +142,7 @@
                                     <w:color w:val="156082" w:themeColor="accent1"/>
                                     <w:sz w:val="36"/>
                                     <w:szCs w:val="36"/>
-                                    <w:lang w:val="en-CA"/>
+                                    <w:lang w:val="fr-CA"/>
                                   </w:rPr>
                                 </w:pPr>
                                 <w:sdt>
@@ -164,7 +151,7 @@
                                       <w:color w:val="156082" w:themeColor="accent1"/>
                                       <w:sz w:val="36"/>
                                       <w:szCs w:val="36"/>
-                                      <w:lang w:val="en-CA"/>
+                                      <w:lang w:val="fr-CA"/>
                                     </w:rPr>
                                     <w:alias w:val="Subtitle"/>
                                     <w:tag w:val=""/>
@@ -178,7 +165,7 @@
                                         <w:color w:val="156082" w:themeColor="accent1"/>
                                         <w:sz w:val="36"/>
                                         <w:szCs w:val="36"/>
-                                        <w:lang w:val="en-CA"/>
+                                        <w:lang w:val="fr-CA"/>
                                       </w:rPr>
                                       <w:t>Application Web</w:t>
                                     </w:r>
@@ -186,18 +173,12 @@
                                 </w:sdt>
                                 <w:r>
                                   <w:rPr>
-                                    <w:lang w:val="en-CA"/>
+                                    <w:lang w:val="fr-CA"/>
                                   </w:rPr>
                                   <w:t xml:space="preserve"> </w:t>
                                 </w:r>
                               </w:p>
-                              <w:p>
-                                <w:pPr>
-                                  <w:rPr>
-                                    <w:lang w:val="en-CA"/>
-                                  </w:rPr>
-                                </w:pPr>
-                              </w:p>
+                              <w:p/>
                             </w:txbxContent>
                           </wps:txbx>
                           <wps:bodyPr rot="0" spcFirstLastPara="0" vertOverflow="overflow" horzOverflow="overflow" vert="horz" wrap="square" lIns="91440" tIns="45720" rIns="91440" bIns="45720" numCol="1" spcCol="0" rtlCol="0" fromWordArt="0" anchor="t" anchorCtr="0" forceAA="0" compatLnSpc="1">
@@ -217,11 +198,11 @@
               </mc:Choice>
               <mc:Fallback>
                 <w:pict>
-                  <v:shapetype w14:anchorId="79CD57ED" id="_x0000_t202" coordsize="21600,21600" o:spt="202" path="m,l,21600r21600,l21600,xe">
+                  <v:shapetype w14:anchorId="1CD50EC5" id="_x0000_t202" coordsize="21600,21600" o:spt="202" path="m,l,21600r21600,l21600,xe">
                     <v:stroke joinstyle="miter"/>
                     <v:path gradientshapeok="t" o:connecttype="rect"/>
                   </v:shapetype>
-                  <v:shape id="Text Box 66" o:spid="_x0000_s1026" type="#_x0000_t202" style="position:absolute;margin-left:0;margin-top:0;width:468pt;height:1in;z-index:251658242;visibility:visible;mso-wrap-style:square;mso-width-percent:765;mso-wrap-distance-left:9pt;mso-wrap-distance-top:0;mso-wrap-distance-right:9pt;mso-wrap-distance-bottom:0;mso-position-horizontal:center;mso-position-horizontal-relative:page;mso-position-vertical:top;mso-position-vertical-relative:margin;mso-width-percent:765;mso-width-relative:page;v-text-anchor:top" o:gfxdata="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" filled="f" stroked="f" strokeweight=".5pt">
+                  <v:shape id="Text Box 66" o:spid="_x0000_s1026" type="#_x0000_t202" style="position:absolute;margin-left:0;margin-top:0;width:468pt;height:1in;z-index:251661312;visibility:visible;mso-wrap-style:square;mso-width-percent:765;mso-wrap-distance-left:9pt;mso-wrap-distance-top:0;mso-wrap-distance-right:9pt;mso-wrap-distance-bottom:0;mso-position-horizontal:center;mso-position-horizontal-relative:page;mso-position-vertical:top;mso-position-vertical-relative:margin;mso-width-percent:765;mso-width-relative:page;v-text-anchor:top" o:gfxdata="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" filled="f" stroked="f" strokeweight=".5pt">
                     <v:textbox style="mso-fit-shape-to-text:t">
                       <w:txbxContent>
                         <w:sdt>
@@ -232,7 +213,7 @@
                               <w:color w:val="2C7FCE" w:themeColor="text2" w:themeTint="99"/>
                               <w:sz w:val="64"/>
                               <w:szCs w:val="64"/>
-                              <w:lang w:val="en-CA"/>
+                              <w:lang w:val="fr-CA"/>
                             </w:rPr>
                             <w:alias w:val="Title"/>
                             <w:tag w:val=""/>
@@ -256,7 +237,7 @@
                                   <w:color w:val="2C7FCE" w:themeColor="text2" w:themeTint="99"/>
                                   <w:sz w:val="68"/>
                                   <w:szCs w:val="68"/>
-                                  <w:lang w:val="en-CA"/>
+                                  <w:lang w:val="fr-CA"/>
                                 </w:rPr>
                               </w:pPr>
                               <w:r>
@@ -266,20 +247,9 @@
                                   <w:color w:val="2C7FCE" w:themeColor="text2" w:themeTint="99"/>
                                   <w:sz w:val="64"/>
                                   <w:szCs w:val="64"/>
-                                  <w:lang w:val="en-CA"/>
+                                  <w:lang w:val="fr-CA"/>
                                 </w:rPr>
-                                <w:t>TP2</w:t>
-                              </w:r>
-                              <w:r>
-                                <w:rPr>
-                                  <w:rFonts w:asciiTheme="majorHAnsi" w:eastAsiaTheme="majorEastAsia" w:hAnsiTheme="majorHAnsi" w:cstheme="majorBidi"/>
-                                  <w:caps/>
-                                  <w:color w:val="2C7FCE" w:themeColor="text2" w:themeTint="99"/>
-                                  <w:sz w:val="64"/>
-                                  <w:szCs w:val="64"/>
-                                  <w:lang w:val="en-CA"/>
-                                </w:rPr>
-                                <w:t xml:space="preserve"> – Document Word</w:t>
+                                <w:t>TP2 – Document Word</w:t>
                               </w:r>
                             </w:p>
                           </w:sdtContent>
@@ -292,7 +262,7 @@
                               <w:color w:val="156082" w:themeColor="accent1"/>
                               <w:sz w:val="36"/>
                               <w:szCs w:val="36"/>
-                              <w:lang w:val="en-CA"/>
+                              <w:lang w:val="fr-CA"/>
                             </w:rPr>
                           </w:pPr>
                           <w:sdt>
@@ -301,7 +271,7 @@
                                 <w:color w:val="156082" w:themeColor="accent1"/>
                                 <w:sz w:val="36"/>
                                 <w:szCs w:val="36"/>
-                                <w:lang w:val="en-CA"/>
+                                <w:lang w:val="fr-CA"/>
                               </w:rPr>
                               <w:alias w:val="Subtitle"/>
                               <w:tag w:val=""/>
@@ -315,7 +285,7 @@
                                   <w:color w:val="156082" w:themeColor="accent1"/>
                                   <w:sz w:val="36"/>
                                   <w:szCs w:val="36"/>
-                                  <w:lang w:val="en-CA"/>
+                                  <w:lang w:val="fr-CA"/>
                                 </w:rPr>
                                 <w:t>Application Web</w:t>
                               </w:r>
@@ -323,18 +293,12 @@
                           </w:sdt>
                           <w:r>
                             <w:rPr>
-                              <w:lang w:val="en-CA"/>
+                              <w:lang w:val="fr-CA"/>
                             </w:rPr>
                             <w:t xml:space="preserve"> </w:t>
                           </w:r>
                         </w:p>
-                        <w:p>
-                          <w:pPr>
-                            <w:rPr>
-                              <w:lang w:val="en-CA"/>
-                            </w:rPr>
-                          </w:pPr>
-                        </w:p>
+                        <w:p/>
                       </w:txbxContent>
                     </v:textbox>
                     <w10:wrap anchorx="page" anchory="margin"/>
@@ -345,7 +309,6 @@
           </w:r>
           <w:r>
             <w:rPr>
-              <w:noProof/>
               <w:color w:val="156082" w:themeColor="accent1"/>
               <w:sz w:val="36"/>
               <w:szCs w:val="36"/>
@@ -353,7 +316,7 @@
             <mc:AlternateContent>
               <mc:Choice Requires="wpg">
                 <w:drawing>
-                  <wp:anchor distT="0" distB="0" distL="114300" distR="114300" simplePos="0" relativeHeight="251658241" behindDoc="1" locked="0" layoutInCell="1" allowOverlap="1" wp14:anchorId="51159D8D" wp14:editId="454A1D76">
+                  <wp:anchor distT="0" distB="0" distL="114300" distR="114300" simplePos="0" relativeHeight="251660288" behindDoc="1" locked="0" layoutInCell="1" allowOverlap="1" wp14:anchorId="1DE3B165" wp14:editId="43193932">
                     <wp:simplePos x="0" y="0"/>
                     <mc:AlternateContent>
                       <mc:Choice Requires="wp14">
@@ -855,7 +818,7 @@
               </mc:Choice>
               <mc:Fallback>
                 <w:pict>
-                  <v:group w14:anchorId="46127496" id="Group 2" o:spid="_x0000_s1026" style="position:absolute;margin-left:0;margin-top:0;width:432.65pt;height:448.55pt;z-index:-251658239;mso-width-percent:706;mso-height-percent:566;mso-left-percent:220;mso-top-percent:300;mso-position-horizontal-relative:page;mso-position-vertical-relative:page;mso-width-percent:706;mso-height-percent:566;mso-left-percent:220;mso-top-percent:300" coordsize="43291,44910" o:gfxdata="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">
+                  <v:group w14:anchorId="5E13C8D4" id="Group 2" o:spid="_x0000_s1026" style="position:absolute;margin-left:0;margin-top:0;width:432.65pt;height:448.55pt;z-index:-251656192;mso-width-percent:706;mso-height-percent:566;mso-left-percent:220;mso-top-percent:300;mso-position-horizontal-relative:page;mso-position-vertical-relative:page;mso-width-percent:706;mso-height-percent:566;mso-left-percent:220;mso-top-percent:300" coordsize="43291,44910" o:gfxdata="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">
                     <o:lock v:ext="edit" aspectratio="t"/>
                     <v:shape id="Freeform 64" o:spid="_x0000_s1027" style="position:absolute;left:15017;width:28274;height:28352;visibility:visible;mso-wrap-style:square;v-text-anchor:top" coordsize="1781,1786" o:gfxdata="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" path="m4,1786l,1782,1776,r5,5l4,1786xe" filled="f" stroked="f">
                       <v:path arrowok="t" o:connecttype="custom" o:connectlocs="6350,2835275;0,2828925;2819400,0;2827338,7938;6350,2835275" o:connectangles="0,0,0,0,0"/>
@@ -879,13 +842,10 @@
             </mc:AlternateContent>
           </w:r>
           <w:r>
-            <w:rPr>
-              <w:noProof/>
-            </w:rPr>
             <mc:AlternateContent>
               <mc:Choice Requires="wps">
                 <w:drawing>
-                  <wp:anchor distT="0" distB="0" distL="114300" distR="114300" simplePos="0" relativeHeight="251658240" behindDoc="0" locked="0" layoutInCell="1" allowOverlap="1" wp14:anchorId="47591FA5" wp14:editId="411FC65F">
+                  <wp:anchor distT="0" distB="0" distL="114300" distR="114300" simplePos="0" relativeHeight="251659264" behindDoc="0" locked="0" layoutInCell="1" allowOverlap="1" wp14:anchorId="39B41446" wp14:editId="4C7A847D">
                     <wp:simplePos x="0" y="0"/>
                     <wp:positionH relativeFrom="page">
                       <wp:align>center</wp:align>
@@ -1030,7 +990,7 @@
               </mc:Choice>
               <mc:Fallback>
                 <w:pict>
-                  <v:shape w14:anchorId="47591FA5" id="Text Box 73" o:spid="_x0000_s1027" type="#_x0000_t202" style="position:absolute;margin-left:0;margin-top:0;width:468pt;height:29.5pt;z-index:251658240;visibility:visible;mso-wrap-style:square;mso-width-percent:765;mso-height-percent:0;mso-wrap-distance-left:9pt;mso-wrap-distance-top:0;mso-wrap-distance-right:9pt;mso-wrap-distance-bottom:0;mso-position-horizontal:center;mso-position-horizontal-relative:page;mso-position-vertical:bottom;mso-position-vertical-relative:margin;mso-width-percent:765;mso-height-percent:0;mso-width-relative:page;mso-height-relative:margin;v-text-anchor:bottom" o:gfxdata="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" filled="f" stroked="f" strokeweight=".5pt">
+                  <v:shape w14:anchorId="39B41446" id="Text Box 73" o:spid="_x0000_s1027" type="#_x0000_t202" style="position:absolute;margin-left:0;margin-top:0;width:468pt;height:29.5pt;z-index:251659264;visibility:visible;mso-wrap-style:square;mso-width-percent:765;mso-height-percent:0;mso-wrap-distance-left:9pt;mso-wrap-distance-top:0;mso-wrap-distance-right:9pt;mso-wrap-distance-bottom:0;mso-position-horizontal:center;mso-position-horizontal-relative:page;mso-position-vertical:bottom;mso-position-vertical-relative:margin;mso-width-percent:765;mso-height-percent:0;mso-width-relative:page;mso-height-relative:margin;v-text-anchor:bottom" o:gfxdata="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" filled="f" stroked="f" strokeweight=".5pt">
                     <v:textbox style="mso-fit-shape-to-text:t" inset="0,0,0,0">
                       <w:txbxContent>
                         <w:p>
@@ -1128,15 +1088,9 @@
     <w:sdt>
       <w:sdtPr>
         <w:rPr>
-          <w:rFonts w:asciiTheme="minorHAnsi" w:eastAsiaTheme="minorEastAsia" w:hAnsiTheme="minorHAnsi" w:cstheme="minorBidi"/>
-          <w:color w:val="auto"/>
-          <w:kern w:val="2"/>
-          <w:sz w:val="24"/>
-          <w:szCs w:val="24"/>
           <w:lang w:val="fr-CA"/>
-          <w14:ligatures w14:val="standardContextual"/>
         </w:rPr>
-        <w:id w:val="-248127217"/>
+        <w:id w:val="1038090655"/>
         <w:docPartObj>
           <w:docPartGallery w:val="Table of Contents"/>
           <w:docPartUnique/>
@@ -1144,7 +1098,14 @@
       </w:sdtPr>
       <w:sdtEndPr>
         <w:rPr>
+          <w:rFonts w:asciiTheme="minorHAnsi" w:eastAsiaTheme="minorHAnsi" w:hAnsiTheme="minorHAnsi" w:cstheme="minorBidi"/>
           <w:b/>
+          <w:bCs/>
+          <w:color w:val="auto"/>
+          <w:kern w:val="2"/>
+          <w:sz w:val="24"/>
+          <w:szCs w:val="24"/>
+          <w14:ligatures w14:val="standardContextual"/>
         </w:rPr>
       </w:sdtEndPr>
       <w:sdtContent>
@@ -1159,13 +1120,7 @@
             <w:rPr>
               <w:lang w:val="fr-CA"/>
             </w:rPr>
-            <w:t xml:space="preserve">Table des </w:t>
-          </w:r>
-          <w:r>
-            <w:rPr>
-              <w:lang w:val="fr-CA"/>
-            </w:rPr>
-            <w:t>matières</w:t>
+            <w:t>Table des matières</w:t>
           </w:r>
         </w:p>
         <w:p>
@@ -1175,6 +1130,7 @@
               <w:tab w:val="right" w:leader="dot" w:pos="9350"/>
             </w:tabs>
             <w:rPr>
+              <w:rFonts w:eastAsiaTheme="minorEastAsia"/>
               <w:noProof/>
               <w:lang w:val="en-CA" w:eastAsia="en-CA"/>
             </w:rPr>
@@ -1188,7 +1144,7 @@
           <w:r>
             <w:fldChar w:fldCharType="separate"/>
           </w:r>
-          <w:hyperlink w:anchor="_Toc227005622" w:history="1">
+          <w:hyperlink w:anchor="_Toc227265798" w:history="1">
             <w:r>
               <w:rPr>
                 <w:rStyle w:val="Hyperlink"/>
@@ -1215,7 +1171,7 @@
                 <w:noProof/>
                 <w:webHidden/>
               </w:rPr>
-              <w:instrText xml:space="preserve"> PAGEREF _Toc227005622 \h </w:instrText>
+              <w:instrText xml:space="preserve"> PAGEREF _Toc227265798 \h </w:instrText>
             </w:r>
             <w:r>
               <w:rPr>
@@ -1253,11 +1209,12 @@
               <w:tab w:val="right" w:leader="dot" w:pos="9350"/>
             </w:tabs>
             <w:rPr>
+              <w:rFonts w:eastAsiaTheme="minorEastAsia"/>
               <w:noProof/>
               <w:lang w:val="en-CA" w:eastAsia="en-CA"/>
             </w:rPr>
           </w:pPr>
-          <w:hyperlink w:anchor="_Toc227005623" w:history="1">
+          <w:hyperlink w:anchor="_Toc227265799" w:history="1">
             <w:r>
               <w:rPr>
                 <w:rStyle w:val="Hyperlink"/>
@@ -1284,7 +1241,7 @@
                 <w:noProof/>
                 <w:webHidden/>
               </w:rPr>
-              <w:instrText xml:space="preserve"> PAGEREF _Toc227005623 \h </w:instrText>
+              <w:instrText xml:space="preserve"> PAGEREF _Toc227265799 \h </w:instrText>
             </w:r>
             <w:r>
               <w:rPr>
@@ -1322,11 +1279,12 @@
               <w:tab w:val="right" w:leader="dot" w:pos="9350"/>
             </w:tabs>
             <w:rPr>
+              <w:rFonts w:eastAsiaTheme="minorEastAsia"/>
               <w:noProof/>
               <w:lang w:val="en-CA" w:eastAsia="en-CA"/>
             </w:rPr>
           </w:pPr>
-          <w:hyperlink w:anchor="_Toc227005624" w:history="1">
+          <w:hyperlink w:anchor="_Toc227265800" w:history="1">
             <w:r>
               <w:rPr>
                 <w:rStyle w:val="Hyperlink"/>
@@ -1353,7 +1311,7 @@
                 <w:noProof/>
                 <w:webHidden/>
               </w:rPr>
-              <w:instrText xml:space="preserve"> PAGEREF _Toc227005624 \h </w:instrText>
+              <w:instrText xml:space="preserve"> PAGEREF _Toc227265800 \h </w:instrText>
             </w:r>
             <w:r>
               <w:rPr>
@@ -1391,11 +1349,12 @@
               <w:tab w:val="right" w:leader="dot" w:pos="9350"/>
             </w:tabs>
             <w:rPr>
+              <w:rFonts w:eastAsiaTheme="minorEastAsia"/>
               <w:noProof/>
               <w:lang w:val="en-CA" w:eastAsia="en-CA"/>
             </w:rPr>
           </w:pPr>
-          <w:hyperlink w:anchor="_Toc227005625" w:history="1">
+          <w:hyperlink w:anchor="_Toc227265801" w:history="1">
             <w:r>
               <w:rPr>
                 <w:rStyle w:val="Hyperlink"/>
@@ -1422,7 +1381,7 @@
                 <w:noProof/>
                 <w:webHidden/>
               </w:rPr>
-              <w:instrText xml:space="preserve"> PAGEREF _Toc227005625 \h </w:instrText>
+              <w:instrText xml:space="preserve"> PAGEREF _Toc227265801 \h </w:instrText>
             </w:r>
             <w:r>
               <w:rPr>
@@ -1460,11 +1419,12 @@
               <w:tab w:val="right" w:leader="dot" w:pos="9350"/>
             </w:tabs>
             <w:rPr>
+              <w:rFonts w:eastAsiaTheme="minorEastAsia"/>
               <w:noProof/>
               <w:lang w:val="en-CA" w:eastAsia="en-CA"/>
             </w:rPr>
           </w:pPr>
-          <w:hyperlink w:anchor="_Toc227005626" w:history="1">
+          <w:hyperlink w:anchor="_Toc227265802" w:history="1">
             <w:r>
               <w:rPr>
                 <w:rStyle w:val="Hyperlink"/>
@@ -1491,7 +1451,7 @@
                 <w:noProof/>
                 <w:webHidden/>
               </w:rPr>
-              <w:instrText xml:space="preserve"> PAGEREF _Toc227005626 \h </w:instrText>
+              <w:instrText xml:space="preserve"> PAGEREF _Toc227265802 \h </w:instrText>
             </w:r>
             <w:r>
               <w:rPr>
@@ -1526,21 +1486,15 @@
           <w:r>
             <w:rPr>
               <w:b/>
+              <w:bCs/>
             </w:rPr>
             <w:fldChar w:fldCharType="end"/>
           </w:r>
         </w:p>
       </w:sdtContent>
     </w:sdt>
-    <w:p>
-      <w:pPr>
-        <w:rPr>
-          <w:rFonts w:asciiTheme="majorHAnsi" w:eastAsiaTheme="majorEastAsia" w:hAnsiTheme="majorHAnsi" w:cstheme="majorBidi"/>
-          <w:color w:val="0F4761" w:themeColor="accent1" w:themeShade="BF"/>
-          <w:sz w:val="40"/>
-          <w:szCs w:val="40"/>
-        </w:rPr>
-      </w:pPr>
+    <w:p/>
+    <w:p>
       <w:r>
         <w:br w:type="page"/>
       </w:r>
@@ -1549,7 +1503,7 @@
       <w:pPr>
         <w:pStyle w:val="Heading1"/>
       </w:pPr>
-      <w:bookmarkStart w:id="0" w:name="_Toc227005622"/>
+      <w:bookmarkStart w:id="0" w:name="_Toc227265798"/>
       <w:r>
         <w:lastRenderedPageBreak/>
         <w:t>Description du projet</w:t>
@@ -1558,22 +1512,19 @@
     </w:p>
     <w:p>
       <w:r>
-        <w:t>Ce projet consiste à développer une application web permettant de gérer l’inventaire d’une collection de consoles et de jeux vidéo rétro. Le système permettra aux collectionneurs de répertorier leurs pièces, de consulter les détails de chaque article et de suivre l’état de conservation de leur collection. L’objectif est de faciliter la gestion du catalogue et d’avoir une vue d’ensemble claire sur les articles possédés.</w:t>
-      </w:r>
-    </w:p>
-    <w:p>
-      <w:r>
-        <w:t>La collection contient plusieurs consoles et jeux. Chaque console est identifiée par un identifiant unique, un nom, une année de sortie et un état de conservation. Chaque jeu est identifié par un identifiant unique, un titre, une année de sortie et un état de conservation. Un jeu est compatible avec une console spécifique.</w:t>
-      </w:r>
-    </w:p>
-    <w:p>
-      <w:r>
-        <w:t>Les articles de la collection sont fabriqués par des fabricants. Chaque fabricant est identifié par un identifiant unique, un nom et un pays d’origine. Un fabricant peut avoir produit plusieurs consoles et plusieurs jeux, mais chaque article est associé à un seul fabricant.</w:t>
-      </w:r>
-    </w:p>
-    <w:p>
-      <w:r>
-        <w:t>L’état de conservation de chaque pièce est catégorisé selon une échelle définie. Chaque état est identifié par un identifiant unique et une description (par exemple : neuf, très bon, bon, usé, endommagé). Une pièce ne peut avoir qu’un seul état à la fois, mais un même état peut s’appliquer à plusieurs pièces de la collection.</w:t>
+        <w:t>Ce projet consiste à développer une application web dédiée à la gestion d'une collection personnelle de consoles et de jeux vidéo rétro. Le système permettra aux utilisateurs de répertorier leurs équipements par fabricant (comme Nintendo ou Sega) et d'organiser leur bibliothèque de titres de façon structurée en les classant par console et par genre.</w:t>
+      </w:r>
+    </w:p>
+    <w:p/>
+    <w:p>
+      <w:r>
+        <w:t>L'application permettra également de suivre précisément chaque exemplaire physique possédé dans la collection. Le système offrira des fonctionnalités pour enregistrer des informations spécifiques à l'acquisition, telles que le prix d'achat et l'état du stock, afin de distinguer les titres possédés en plusieurs copies ou sur différentes plateformes.</w:t>
+      </w:r>
+    </w:p>
+    <w:p/>
+    <w:p>
+      <w:r>
+        <w:t>L'objectif est de centraliser l'inventaire des collectionneurs afin de faciliter la consultation rapide de leurs biens et le suivi de leurs investissements. À terme, cet outil servira de base de données de référence pour éviter les achats en double et pour mieux planifier l'expansion de la collection à travers le temps.</w:t>
       </w:r>
     </w:p>
     <w:p>
@@ -1585,7 +1536,7 @@
       <w:pPr>
         <w:pStyle w:val="Heading1"/>
       </w:pPr>
-      <w:bookmarkStart w:id="1" w:name="_Toc227005623"/>
+      <w:bookmarkStart w:id="1" w:name="_Toc227265799"/>
       <w:r>
         <w:lastRenderedPageBreak/>
         <w:t>Modèle de données logique</w:t>
@@ -1598,10 +1549,10 @@
           <w:noProof/>
         </w:rPr>
         <w:drawing>
-          <wp:inline distT="0" distB="0" distL="0" distR="0" wp14:anchorId="18976DE6" wp14:editId="010A4AB8">
-            <wp:extent cx="5943600" cy="6205220"/>
-            <wp:effectExtent l="0" t="0" r="0" b="5080"/>
-            <wp:docPr id="2138771342" name="Picture 1" descr="This image illustrates a diagram with various entities and their relationships, including fabricants, genres, consoles, games, and examples, with attributes such as names, IDs, and other characteristics.&#10;&#10;AI-generated content may be incorrect."/>
+          <wp:inline distT="0" distB="0" distL="0" distR="0" wp14:anchorId="48F6191C" wp14:editId="478C95C1">
+            <wp:extent cx="5816600" cy="6375400"/>
+            <wp:effectExtent l="0" t="0" r="0" b="6350"/>
+            <wp:docPr id="880086975" name="Picture 2" descr="This diagram illustrates a database schema with entities like 'Fabricant' (Manufacturer), 'Genre' (Genre), 'Console' (Console), and 'Jeu' (Game), showing relationships such as 'produire' (produced by), 'appartenir ￃﾠ' (belongs to), and 'ￃﾪtre destinￃﾩ ￃﾠ' (intended for).&#10;&#10;AI-generated content may be incorrect."/>
             <wp:cNvGraphicFramePr>
               <a:graphicFrameLocks xmlns:a="http://schemas.openxmlformats.org/drawingml/2006/main" noChangeAspect="1"/>
             </wp:cNvGraphicFramePr>
@@ -1609,7 +1560,433 @@
               <a:graphicData uri="http://schemas.openxmlformats.org/drawingml/2006/picture">
                 <pic:pic xmlns:pic="http://schemas.openxmlformats.org/drawingml/2006/picture">
                   <pic:nvPicPr>
-                    <pic:cNvPr id="2138771342" name="Picture 1" descr="This image illustrates a diagram with various entities and their relationships, including fabricants, genres, consoles, games, and examples, with attributes such as names, IDs, and other characteristics.&#10;&#10;AI-generated content may be incorrect."/>
+                    <pic:cNvPr id="880086975" name="Picture 2" descr="This diagram illustrates a database schema with entities like 'Fabricant' (Manufacturer), 'Genre' (Genre), 'Console' (Console), and 'Jeu' (Game), showing relationships such as 'produire' (produced by), 'appartenir ￃﾠ' (belongs to), and 'ￃﾪtre destinￃﾩ ￃﾠ' (intended for).&#10;&#10;AI-generated content may be incorrect."/>
+                    <pic:cNvPicPr/>
+                  </pic:nvPicPr>
+                  <pic:blipFill rotWithShape="1">
+                    <a:blip r:embed="rId5" cstate="print">
+                      <a:extLst>
+                        <a:ext uri="{28A0092B-C50C-407E-A947-70E740481C1C}">
+                          <a14:useLocalDpi xmlns:a14="http://schemas.microsoft.com/office/drawing/2010/main" val="0"/>
+                        </a:ext>
+                      </a:extLst>
+                    </a:blip>
+                    <a:srcRect b="22531"/>
+                    <a:stretch>
+                      <a:fillRect/>
+                    </a:stretch>
+                  </pic:blipFill>
+                  <pic:spPr bwMode="auto">
+                    <a:xfrm>
+                      <a:off x="0" y="0"/>
+                      <a:ext cx="5816600" cy="6375400"/>
+                    </a:xfrm>
+                    <a:prstGeom prst="rect">
+                      <a:avLst/>
+                    </a:prstGeom>
+                    <a:ln>
+                      <a:noFill/>
+                    </a:ln>
+                    <a:extLst>
+                      <a:ext uri="{53640926-AAD7-44D8-BBD7-CCE9431645EC}">
+                        <a14:shadowObscured xmlns:a14="http://schemas.microsoft.com/office/drawing/2010/main"/>
+                      </a:ext>
+                    </a:extLst>
+                  </pic:spPr>
+                </pic:pic>
+              </a:graphicData>
+            </a:graphic>
+          </wp:inline>
+        </w:drawing>
+      </w:r>
+    </w:p>
+    <w:p>
+      <w:r>
+        <w:br w:type="page"/>
+      </w:r>
+    </w:p>
+    <w:p>
+      <w:pPr>
+        <w:pStyle w:val="Heading1"/>
+      </w:pPr>
+      <w:bookmarkStart w:id="2" w:name="_Toc227265800"/>
+      <w:r>
+        <w:lastRenderedPageBreak/>
+        <w:t>Clé de lecture des associations</w:t>
+      </w:r>
+      <w:bookmarkEnd w:id="2"/>
+    </w:p>
+    <w:p>
+      <w:pPr>
+        <w:rPr>
+          <w:b/>
+          <w:bCs/>
+        </w:rPr>
+      </w:pPr>
+      <w:r>
+        <w:rPr>
+          <w:b/>
+          <w:bCs/>
+        </w:rPr>
+        <w:t>Fabricant — Console</w:t>
+      </w:r>
+    </w:p>
+    <w:p>
+      <w:r>
+        <w:t>Un Fabricant peut produire plusieurs Consoles.</w:t>
+      </w:r>
+    </w:p>
+    <w:p>
+      <w:r>
+        <w:t>Une Console doit être produite par un seul Fabricant.</w:t>
+      </w:r>
+    </w:p>
+    <w:p/>
+    <w:p>
+      <w:pPr>
+        <w:rPr>
+          <w:b/>
+          <w:bCs/>
+        </w:rPr>
+      </w:pPr>
+      <w:r>
+        <w:rPr>
+          <w:b/>
+          <w:bCs/>
+        </w:rPr>
+        <w:t>Console — Jeu</w:t>
+      </w:r>
+    </w:p>
+    <w:p>
+      <w:r>
+        <w:t>Une Console peut accueillir plusieurs Jeux.</w:t>
+      </w:r>
+    </w:p>
+    <w:p>
+      <w:r>
+        <w:t>Un Jeu doit être destiné à une seule Console.</w:t>
+      </w:r>
+    </w:p>
+    <w:p/>
+    <w:p>
+      <w:pPr>
+        <w:rPr>
+          <w:b/>
+          <w:bCs/>
+        </w:rPr>
+      </w:pPr>
+      <w:r>
+        <w:rPr>
+          <w:b/>
+          <w:bCs/>
+        </w:rPr>
+        <w:t>Genre — Jeu</w:t>
+      </w:r>
+    </w:p>
+    <w:p>
+      <w:r>
+        <w:t>Un Genre peut classifier plusieurs Jeux.</w:t>
+      </w:r>
+    </w:p>
+    <w:p>
+      <w:r>
+        <w:t>Un Jeu doit appartenir à un seul Genre.</w:t>
+      </w:r>
+    </w:p>
+    <w:p/>
+    <w:p>
+      <w:pPr>
+        <w:rPr>
+          <w:b/>
+          <w:bCs/>
+        </w:rPr>
+      </w:pPr>
+      <w:r>
+        <w:rPr>
+          <w:b/>
+          <w:bCs/>
+        </w:rPr>
+        <w:t>Jeu — Exemplaire</w:t>
+      </w:r>
+    </w:p>
+    <w:p>
+      <w:r>
+        <w:t>Un Jeu peut posséder plusieurs Exemplaires.</w:t>
+      </w:r>
+    </w:p>
+    <w:p>
+      <w:r>
+        <w:t>Un Exemplaire doit représenter un seul Jeu.</w:t>
+      </w:r>
+    </w:p>
+    <w:p>
+      <w:r>
+        <w:br w:type="page"/>
+      </w:r>
+    </w:p>
+    <w:p>
+      <w:pPr>
+        <w:pStyle w:val="Heading1"/>
+      </w:pPr>
+      <w:bookmarkStart w:id="3" w:name="_Toc227265801"/>
+      <w:r>
+        <w:lastRenderedPageBreak/>
+        <w:t>Maquettes des écrans</w:t>
+      </w:r>
+      <w:bookmarkEnd w:id="3"/>
+    </w:p>
+    <w:p>
+      <w:r>
+        <w:rPr>
+          <w:noProof/>
+        </w:rPr>
+        <w:drawing>
+          <wp:inline distT="0" distB="0" distL="0" distR="0" wp14:anchorId="3CA46D09" wp14:editId="24DF1921">
+            <wp:extent cx="5943600" cy="4227195"/>
+            <wp:effectExtent l="0" t="0" r="0" b="1905"/>
+            <wp:docPr id="592235340" name="Picture 3" descr="The image is a webpage from PixelVault, featuring a collection of retro gaming consoles and games, showcasing various colors and a section for fabricators.&#10;&#10;AI-generated content may be incorrect."/>
+            <wp:cNvGraphicFramePr>
+              <a:graphicFrameLocks xmlns:a="http://schemas.openxmlformats.org/drawingml/2006/main" noChangeAspect="1"/>
+            </wp:cNvGraphicFramePr>
+            <a:graphic xmlns:a="http://schemas.openxmlformats.org/drawingml/2006/main">
+              <a:graphicData uri="http://schemas.openxmlformats.org/drawingml/2006/picture">
+                <pic:pic xmlns:pic="http://schemas.openxmlformats.org/drawingml/2006/picture">
+                  <pic:nvPicPr>
+                    <pic:cNvPr id="592235340" name="Picture 3" descr="The image is a webpage from PixelVault, featuring a collection of retro gaming consoles and games, showcasing various colors and a section for fabricators.&#10;&#10;AI-generated content may be incorrect."/>
+                    <pic:cNvPicPr/>
+                  </pic:nvPicPr>
+                  <pic:blipFill>
+                    <a:blip r:embed="rId6" cstate="print">
+                      <a:extLst>
+                        <a:ext uri="{28A0092B-C50C-407E-A947-70E740481C1C}">
+                          <a14:useLocalDpi xmlns:a14="http://schemas.microsoft.com/office/drawing/2010/main" val="0"/>
+                        </a:ext>
+                      </a:extLst>
+                    </a:blip>
+                    <a:stretch>
+                      <a:fillRect/>
+                    </a:stretch>
+                  </pic:blipFill>
+                  <pic:spPr>
+                    <a:xfrm>
+                      <a:off x="0" y="0"/>
+                      <a:ext cx="5943600" cy="4227195"/>
+                    </a:xfrm>
+                    <a:prstGeom prst="rect">
+                      <a:avLst/>
+                    </a:prstGeom>
+                  </pic:spPr>
+                </pic:pic>
+              </a:graphicData>
+            </a:graphic>
+          </wp:inline>
+        </w:drawing>
+      </w:r>
+    </w:p>
+    <w:p>
+      <w:pPr>
+        <w:rPr>
+          <w:b/>
+          <w:bCs/>
+        </w:rPr>
+      </w:pPr>
+      <w:r>
+        <w:rPr>
+          <w:b/>
+          <w:bCs/>
+        </w:rPr>
+        <w:t>Écran 1 – Page d’</w:t>
+      </w:r>
+      <w:r>
+        <w:rPr>
+          <w:b/>
+          <w:bCs/>
+        </w:rPr>
+        <w:t>accueil</w:t>
+      </w:r>
+      <w:r>
+        <w:rPr>
+          <w:b/>
+          <w:bCs/>
+        </w:rPr>
+        <w:t xml:space="preserve"> du site</w:t>
+      </w:r>
+    </w:p>
+    <w:p>
+      <w:r>
+        <w:t xml:space="preserve">Lorsque l’utilisateur clique sur le bouton « </w:t>
+      </w:r>
+      <w:r>
+        <w:t xml:space="preserve">Explorer la collection </w:t>
+      </w:r>
+      <w:r>
+        <w:t xml:space="preserve">», ça va amener l’utilisateur à une autre page avec une liste de tous les </w:t>
+      </w:r>
+      <w:r>
+        <w:t>fabricants disponibles</w:t>
+      </w:r>
+      <w:r>
+        <w:t>.</w:t>
+      </w:r>
+    </w:p>
+    <w:p>
+      <w:r>
+        <w:rPr>
+          <w:noProof/>
+        </w:rPr>
+        <w:lastRenderedPageBreak/>
+        <w:drawing>
+          <wp:inline distT="0" distB="0" distL="0" distR="0" wp14:anchorId="251EC4EB" wp14:editId="40FF377D">
+            <wp:extent cx="5943600" cy="4226890"/>
+            <wp:effectExtent l="0" t="0" r="0" b="2540"/>
+            <wp:docPr id="1788066188" name="Picture 4"/>
+            <wp:cNvGraphicFramePr>
+              <a:graphicFrameLocks xmlns:a="http://schemas.openxmlformats.org/drawingml/2006/main" noChangeAspect="1"/>
+            </wp:cNvGraphicFramePr>
+            <a:graphic xmlns:a="http://schemas.openxmlformats.org/drawingml/2006/main">
+              <a:graphicData uri="http://schemas.openxmlformats.org/drawingml/2006/picture">
+                <pic:pic xmlns:pic="http://schemas.openxmlformats.org/drawingml/2006/picture">
+                  <pic:nvPicPr>
+                    <pic:cNvPr id="1788066188" name="Picture 4"/>
+                    <pic:cNvPicPr/>
+                  </pic:nvPicPr>
+                  <pic:blipFill>
+                    <a:blip r:embed="rId7" cstate="print">
+                      <a:extLst>
+                        <a:ext uri="{28A0092B-C50C-407E-A947-70E740481C1C}">
+                          <a14:useLocalDpi xmlns:a14="http://schemas.microsoft.com/office/drawing/2010/main" val="0"/>
+                        </a:ext>
+                      </a:extLst>
+                    </a:blip>
+                    <a:stretch>
+                      <a:fillRect/>
+                    </a:stretch>
+                  </pic:blipFill>
+                  <pic:spPr>
+                    <a:xfrm>
+                      <a:off x="0" y="0"/>
+                      <a:ext cx="5943600" cy="4226890"/>
+                    </a:xfrm>
+                    <a:prstGeom prst="rect">
+                      <a:avLst/>
+                    </a:prstGeom>
+                  </pic:spPr>
+                </pic:pic>
+              </a:graphicData>
+            </a:graphic>
+          </wp:inline>
+        </w:drawing>
+      </w:r>
+    </w:p>
+    <w:p>
+      <w:pPr>
+        <w:rPr>
+          <w:b/>
+          <w:bCs/>
+        </w:rPr>
+      </w:pPr>
+      <w:r>
+        <w:rPr>
+          <w:b/>
+          <w:bCs/>
+        </w:rPr>
+        <w:t xml:space="preserve">Écran 2 </w:t>
+      </w:r>
+      <w:r>
+        <w:rPr>
+          <w:b/>
+          <w:bCs/>
+        </w:rPr>
+        <w:t>–</w:t>
+      </w:r>
+      <w:r>
+        <w:rPr>
+          <w:b/>
+          <w:bCs/>
+        </w:rPr>
+        <w:t xml:space="preserve"> </w:t>
+      </w:r>
+      <w:r>
+        <w:rPr>
+          <w:b/>
+          <w:bCs/>
+        </w:rPr>
+        <w:t>Liste de tous les fabricants disponibles</w:t>
+      </w:r>
+    </w:p>
+    <w:p>
+      <w:r>
+        <w:t xml:space="preserve">Dans cet écran, l’utilisateur a cliqué sur le bouton </w:t>
+      </w:r>
+      <w:r>
+        <w:t xml:space="preserve">« </w:t>
+      </w:r>
+      <w:r>
+        <w:t>Explorer la collection</w:t>
+      </w:r>
+      <w:r>
+        <w:t xml:space="preserve"> »</w:t>
+      </w:r>
+      <w:r>
+        <w:t xml:space="preserve">, ce qui affiche une liste de tous les fabricants </w:t>
+      </w:r>
+      <w:r>
+        <w:t>disponibles</w:t>
+      </w:r>
+      <w:r>
+        <w:t>.</w:t>
+      </w:r>
+    </w:p>
+    <w:p>
+      <w:r>
+        <w:t xml:space="preserve">Lorsque l’utilisateur clique sur le bouton </w:t>
+      </w:r>
+      <w:proofErr w:type="gramStart"/>
+      <w:r>
+        <w:t xml:space="preserve">« </w:t>
+      </w:r>
+      <w:r>
+        <w:t>Voir</w:t>
+      </w:r>
+      <w:proofErr w:type="gramEnd"/>
+      <w:r>
+        <w:t xml:space="preserve"> les jeux</w:t>
+      </w:r>
+      <w:r>
+        <w:t xml:space="preserve"> » </w:t>
+      </w:r>
+      <w:r>
+        <w:t>d’une certaine console</w:t>
+      </w:r>
+      <w:r>
+        <w:t xml:space="preserve">, ça va amener l’utilisateur à une </w:t>
+      </w:r>
+      <w:r>
+        <w:t xml:space="preserve">autre </w:t>
+      </w:r>
+      <w:r>
+        <w:t>page avec une liste de tous les jeux offerts pour cette console.</w:t>
+      </w:r>
+    </w:p>
+    <w:p>
+      <w:r>
+        <w:rPr>
+          <w:noProof/>
+        </w:rPr>
+        <w:lastRenderedPageBreak/>
+        <w:drawing>
+          <wp:inline distT="0" distB="0" distL="0" distR="0" wp14:anchorId="338D8C4D" wp14:editId="26E2FAE4">
+            <wp:extent cx="5943600" cy="4227195"/>
+            <wp:effectExtent l="0" t="0" r="0" b="1905"/>
+            <wp:docPr id="1919828310" name="Picture 5" descr="The image is a user interface for a Nintendo game collection page, featuring various game options like Super Mario World and Street Fighter II.&#10;&#10;AI-generated content may be incorrect."/>
+            <wp:cNvGraphicFramePr>
+              <a:graphicFrameLocks xmlns:a="http://schemas.openxmlformats.org/drawingml/2006/main" noChangeAspect="1"/>
+            </wp:cNvGraphicFramePr>
+            <a:graphic xmlns:a="http://schemas.openxmlformats.org/drawingml/2006/main">
+              <a:graphicData uri="http://schemas.openxmlformats.org/drawingml/2006/picture">
+                <pic:pic xmlns:pic="http://schemas.openxmlformats.org/drawingml/2006/picture">
+                  <pic:nvPicPr>
+                    <pic:cNvPr id="1919828310" name="Picture 5" descr="The image is a user interface for a Nintendo game collection page, featuring various game options like Super Mario World and Street Fighter II.&#10;&#10;AI-generated content may be incorrect."/>
                     <pic:cNvPicPr/>
                   </pic:nvPicPr>
                   <pic:blipFill>
@@ -1627,7 +2004,7 @@
                   <pic:spPr>
                     <a:xfrm>
                       <a:off x="0" y="0"/>
-                      <a:ext cx="5943600" cy="6205220"/>
+                      <a:ext cx="5943600" cy="4227195"/>
                     </a:xfrm>
                     <a:prstGeom prst="rect">
                       <a:avLst/>
@@ -1641,25 +2018,6 @@
       </w:r>
     </w:p>
     <w:p>
-      <w:r>
-        <w:br w:type="page"/>
-      </w:r>
-    </w:p>
-    <w:p>
-      <w:pPr>
-        <w:pStyle w:val="Heading1"/>
-      </w:pPr>
-      <w:bookmarkStart w:id="2" w:name="_Toc227005624"/>
-      <w:r>
-        <w:lastRenderedPageBreak/>
-        <w:t xml:space="preserve">Clé de lecture </w:t>
-      </w:r>
-      <w:r>
-        <w:t>des associations</w:t>
-      </w:r>
-      <w:bookmarkEnd w:id="2"/>
-    </w:p>
-    <w:p>
       <w:pPr>
         <w:rPr>
           <w:b/>
@@ -1671,15 +2029,136 @@
           <w:b/>
           <w:bCs/>
         </w:rPr>
-        <w:t>Relation Fabricant — Console</w:t>
-      </w:r>
-    </w:p>
-    <w:p>
-      <w:r>
-        <w:t>Un fabricant peut produire plusieurs modèles de consoles, mais chaque console est produite par un seul fabricant.</w:t>
-      </w:r>
-    </w:p>
-    <w:p/>
+        <w:t xml:space="preserve">Écran 3 </w:t>
+      </w:r>
+      <w:r>
+        <w:rPr>
+          <w:b/>
+          <w:bCs/>
+        </w:rPr>
+        <w:t>–</w:t>
+      </w:r>
+      <w:r>
+        <w:rPr>
+          <w:b/>
+          <w:bCs/>
+        </w:rPr>
+        <w:t xml:space="preserve"> </w:t>
+      </w:r>
+      <w:r>
+        <w:rPr>
+          <w:b/>
+          <w:bCs/>
+        </w:rPr>
+        <w:t>Liste de tous les jeux</w:t>
+      </w:r>
+    </w:p>
+    <w:p>
+      <w:r>
+        <w:t xml:space="preserve">Dans cet écran, l’utilisateur a cliqué sur </w:t>
+      </w:r>
+      <w:r>
+        <w:t xml:space="preserve">le bouton </w:t>
+      </w:r>
+      <w:proofErr w:type="gramStart"/>
+      <w:r>
+        <w:t xml:space="preserve">« </w:t>
+      </w:r>
+      <w:r>
+        <w:t>Voir</w:t>
+      </w:r>
+      <w:proofErr w:type="gramEnd"/>
+      <w:r>
+        <w:t xml:space="preserve"> les jeux </w:t>
+      </w:r>
+      <w:r>
+        <w:t>»</w:t>
+      </w:r>
+      <w:r>
+        <w:t xml:space="preserve"> d</w:t>
+      </w:r>
+      <w:r>
+        <w:t>u fabricant Nintendo.</w:t>
+      </w:r>
+    </w:p>
+    <w:p>
+      <w:r>
+        <w:t xml:space="preserve">Lorsque l’utilisateur clique sur le bouton « </w:t>
+      </w:r>
+      <w:r>
+        <w:t xml:space="preserve">Plus d’informations </w:t>
+      </w:r>
+      <w:r>
+        <w:t xml:space="preserve">» </w:t>
+      </w:r>
+      <w:r>
+        <w:t>d’un certain jeu</w:t>
+      </w:r>
+      <w:r>
+        <w:t>, ça va amener l’utilisateur à une</w:t>
+      </w:r>
+      <w:r>
+        <w:t xml:space="preserve"> autre</w:t>
+      </w:r>
+      <w:r>
+        <w:t xml:space="preserve"> page avec </w:t>
+      </w:r>
+      <w:r>
+        <w:t>plus d’information sur celui-ci (</w:t>
+      </w:r>
+      <w:r>
+        <w:t>voir écran 4).</w:t>
+      </w:r>
+    </w:p>
+    <w:p>
+      <w:r>
+        <w:rPr>
+          <w:noProof/>
+        </w:rPr>
+        <w:lastRenderedPageBreak/>
+        <w:drawing>
+          <wp:inline distT="0" distB="0" distL="0" distR="0" wp14:anchorId="3520B3F8" wp14:editId="7BA80D9C">
+            <wp:extent cx="5943600" cy="4227195"/>
+            <wp:effectExtent l="0" t="0" r="0" b="1905"/>
+            <wp:docPr id="738459796" name="Picture 6" descr="The image displays a product page for a Super Mario World game cartridge, listing the stock quantity (3) and price (45.00￢ﾂﾬ) on a black background with a white font.&#10;&#10;AI-generated content may be incorrect."/>
+            <wp:cNvGraphicFramePr>
+              <a:graphicFrameLocks xmlns:a="http://schemas.openxmlformats.org/drawingml/2006/main" noChangeAspect="1"/>
+            </wp:cNvGraphicFramePr>
+            <a:graphic xmlns:a="http://schemas.openxmlformats.org/drawingml/2006/main">
+              <a:graphicData uri="http://schemas.openxmlformats.org/drawingml/2006/picture">
+                <pic:pic xmlns:pic="http://schemas.openxmlformats.org/drawingml/2006/picture">
+                  <pic:nvPicPr>
+                    <pic:cNvPr id="738459796" name="Picture 6" descr="The image displays a product page for a Super Mario World game cartridge, listing the stock quantity (3) and price (45.00￢ﾂﾬ) on a black background with a white font.&#10;&#10;AI-generated content may be incorrect."/>
+                    <pic:cNvPicPr/>
+                  </pic:nvPicPr>
+                  <pic:blipFill>
+                    <a:blip r:embed="rId9" cstate="print">
+                      <a:extLst>
+                        <a:ext uri="{28A0092B-C50C-407E-A947-70E740481C1C}">
+                          <a14:useLocalDpi xmlns:a14="http://schemas.microsoft.com/office/drawing/2010/main" val="0"/>
+                        </a:ext>
+                      </a:extLst>
+                    </a:blip>
+                    <a:stretch>
+                      <a:fillRect/>
+                    </a:stretch>
+                  </pic:blipFill>
+                  <pic:spPr>
+                    <a:xfrm>
+                      <a:off x="0" y="0"/>
+                      <a:ext cx="5943600" cy="4227195"/>
+                    </a:xfrm>
+                    <a:prstGeom prst="rect">
+                      <a:avLst/>
+                    </a:prstGeom>
+                  </pic:spPr>
+                </pic:pic>
+              </a:graphicData>
+            </a:graphic>
+          </wp:inline>
+        </w:drawing>
+      </w:r>
+    </w:p>
     <w:p>
       <w:pPr>
         <w:rPr>
@@ -1692,54 +2171,123 @@
           <w:b/>
           <w:bCs/>
         </w:rPr>
-        <w:t>Relation Console — Jeu</w:t>
-      </w:r>
-    </w:p>
-    <w:p>
-      <w:r>
-        <w:t>Une console peut accueillir une vaste bibliothèque de jeux, mais chaque titre de jeu est spécifiquement conçu pour une seule console.</w:t>
-      </w:r>
-    </w:p>
-    <w:p/>
-    <w:p>
-      <w:pPr>
+        <w:t xml:space="preserve">Écran 4 </w:t>
+      </w:r>
+      <w:r>
         <w:rPr>
           <w:b/>
           <w:bCs/>
         </w:rPr>
-      </w:pPr>
+        <w:t>–</w:t>
+      </w:r>
       <w:r>
         <w:rPr>
           <w:b/>
           <w:bCs/>
         </w:rPr>
-        <w:t>Relation Genre — Jeu</w:t>
-      </w:r>
-    </w:p>
-    <w:p>
-      <w:r>
-        <w:t>Un genre peut regrouper plusieurs jeux différents, mais chaque jeu est classé sous un seul genre principal.</w:t>
-      </w:r>
-    </w:p>
-    <w:p/>
-    <w:p>
-      <w:pPr>
+        <w:t xml:space="preserve"> </w:t>
+      </w:r>
+      <w:r>
         <w:rPr>
           <w:b/>
           <w:bCs/>
         </w:rPr>
-      </w:pPr>
+        <w:t xml:space="preserve">Exemplaire </w:t>
+      </w:r>
       <w:r>
         <w:rPr>
           <w:b/>
           <w:bCs/>
         </w:rPr>
-        <w:t>Relation Jeu — Exemplaire</w:t>
-      </w:r>
-    </w:p>
-    <w:p>
-      <w:r>
-        <w:t>Un titre de jeu peut posséder plusieurs exemplaires physiques dans la collection (doublons ou états différents), mais chaque exemplaire physique est rattaché à un seul titre de jeu.</w:t>
+        <w:t>du jeu Super Mario World</w:t>
+      </w:r>
+    </w:p>
+    <w:p>
+      <w:r>
+        <w:t xml:space="preserve">Dans cet écran, l’utilisateur a cliqué sur le bouton </w:t>
+      </w:r>
+      <w:r>
+        <w:t xml:space="preserve">« </w:t>
+      </w:r>
+      <w:r>
+        <w:t>Plus d’informations</w:t>
+      </w:r>
+      <w:r>
+        <w:t xml:space="preserve"> </w:t>
+      </w:r>
+      <w:r>
+        <w:t>»</w:t>
+      </w:r>
+      <w:r>
+        <w:t xml:space="preserve"> du </w:t>
+      </w:r>
+      <w:r>
+        <w:t>jeu</w:t>
+      </w:r>
+      <w:r>
+        <w:t xml:space="preserve"> </w:t>
+      </w:r>
+      <w:r>
+        <w:t>Super Mario World</w:t>
+      </w:r>
+      <w:r>
+        <w:t>.</w:t>
+      </w:r>
+    </w:p>
+    <w:p>
+      <w:r>
+        <w:t xml:space="preserve">Lorsque l’utilisateur clique sur le bouton « </w:t>
+      </w:r>
+      <w:r>
+        <w:t xml:space="preserve">Acheter </w:t>
+      </w:r>
+      <w:r>
+        <w:t xml:space="preserve">», </w:t>
+      </w:r>
+      <w:r>
+        <w:t>le</w:t>
+      </w:r>
+      <w:r>
+        <w:t xml:space="preserve"> stock </w:t>
+      </w:r>
+      <w:r>
+        <w:t>va diminuer de</w:t>
+      </w:r>
+      <w:r>
+        <w:t xml:space="preserve"> 1. </w:t>
+      </w:r>
+      <w:r>
+        <w:t xml:space="preserve">Lorsque l’utilisateur clique sur le bouton « </w:t>
+      </w:r>
+      <w:r>
+        <w:t>Vendre</w:t>
+      </w:r>
+      <w:r>
+        <w:t xml:space="preserve"> », l</w:t>
+      </w:r>
+      <w:r>
+        <w:t>e</w:t>
+      </w:r>
+      <w:r>
+        <w:t xml:space="preserve"> stock va </w:t>
+      </w:r>
+      <w:r>
+        <w:t>augmenter</w:t>
+      </w:r>
+      <w:r>
+        <w:t xml:space="preserve"> de </w:t>
+      </w:r>
+      <w:r>
+        <w:t xml:space="preserve">1. </w:t>
+      </w:r>
+      <w:r>
+        <w:t xml:space="preserve">Après avoir appuyé sur un de ces deux boutons, </w:t>
+      </w:r>
+      <w:r>
+        <w:t xml:space="preserve">ça va amener l’utilisateur à une autre page qui va indiquer que son action fut </w:t>
+      </w:r>
+      <w:r>
+        <w:t>accomplie avec succès.</w:t>
       </w:r>
       <w:r>
         <w:br w:type="page"/>
@@ -1749,28 +2297,7 @@
       <w:pPr>
         <w:pStyle w:val="Heading1"/>
       </w:pPr>
-      <w:bookmarkStart w:id="3" w:name="_Toc227005625"/>
-      <w:r>
-        <w:lastRenderedPageBreak/>
-        <w:t>Maquettes des écrans</w:t>
-      </w:r>
-      <w:bookmarkEnd w:id="3"/>
-    </w:p>
-    <w:p>
-      <w:r>
-        <w:t>Images</w:t>
-      </w:r>
-    </w:p>
-    <w:p>
-      <w:r>
-        <w:br w:type="page"/>
-      </w:r>
-    </w:p>
-    <w:p>
-      <w:pPr>
-        <w:pStyle w:val="Heading1"/>
-      </w:pPr>
-      <w:bookmarkStart w:id="4" w:name="_Toc227005626"/>
+      <w:bookmarkStart w:id="4" w:name="_Toc227265802"/>
       <w:r>
         <w:lastRenderedPageBreak/>
         <w:t>Scripts de base de données</w:t>
@@ -1779,19 +2306,7 @@
     </w:p>
     <w:p>
       <w:r>
-        <w:t xml:space="preserve">Voir </w:t>
-      </w:r>
-      <w:r>
-        <w:t xml:space="preserve">le </w:t>
-      </w:r>
-      <w:r>
-        <w:t>dépôt GitHub</w:t>
-      </w:r>
-      <w:r>
-        <w:t xml:space="preserve"> pour le fichier </w:t>
-      </w:r>
-      <w:r>
-        <w:t>contenant les scripts SQL</w:t>
+        <w:t>Voir le dépôt GitHub pour le fichier contenant les scripts SQL</w:t>
       </w:r>
     </w:p>
     <w:sectPr>
@@ -1806,437 +2321,12 @@
 </w:document>
 </file>
 
-<file path=word/endnotes.xml><?xml version="1.0" encoding="utf-8"?>
-<w:endnotes xmlns:wpc="http://schemas.microsoft.com/office/word/2010/wordprocessingCanvas" xmlns:cx="http://schemas.microsoft.com/office/drawing/2014/chartex" xmlns:cx1="http://schemas.microsoft.com/office/drawing/2015/9/8/chartex" xmlns:cx2="http://schemas.microsoft.com/office/drawing/2015/10/21/chartex" xmlns:cx3="http://schemas.microsoft.com/office/drawing/2016/5/9/chartex" xmlns:cx4="http://schemas.microsoft.com/office/drawing/2016/5/10/chartex" xmlns:cx5="http://schemas.microsoft.com/office/drawing/2016/5/11/chartex" xmlns:cx6="http://schemas.microsoft.com/office/drawing/2016/5/12/chartex" xmlns:cx7="http://schemas.microsoft.com/office/drawing/2016/5/13/chartex" xmlns:cx8="http://schemas.microsoft.com/office/drawing/2016/5/14/chartex" xmlns:mc="http://schemas.openxmlformats.org/markup-compatibility/2006" xmlns:aink="http://schemas.microsoft.com/office/drawing/2016/ink" xmlns:am3d="http://schemas.microsoft.com/office/drawing/2017/model3d" xmlns:o="urn:schemas-microsoft-com:office:office" xmlns:oel="http://schemas.microsoft.com/office/2019/extlst" xmlns:r="http://schemas.openxmlformats.org/officeDocument/2006/relationships" xmlns:m="http://schemas.openxmlformats.org/officeDocument/2006/math" xmlns:v="urn:schemas-microsoft-com:vml" xmlns:wp14="http://schemas.microsoft.com/office/word/2010/wordprocessingDrawing" xmlns:wp="http://schemas.openxmlformats.org/drawingml/2006/wordprocessingDrawing" xmlns:w10="urn:schemas-microsoft-com:office:word" xmlns:w="http://schemas.openxmlformats.org/wordprocessingml/2006/main" xmlns:w14="http://schemas.microsoft.com/office/word/2010/wordml" xmlns:w15="http://schemas.microsoft.com/office/word/2012/wordml" xmlns:w16cex="http://schemas.microsoft.com/office/word/2018/wordml/cex" xmlns:w16cid="http://schemas.microsoft.com/office/word/2016/wordml/cid" xmlns:w16="http://schemas.microsoft.com/office/word/2018/wordml" xmlns:w16du="http://schemas.microsoft.com/office/word/2023/wordml/word16du" xmlns:w16sdtdh="http://schemas.microsoft.com/office/word/2020/wordml/sdtdatahash" xmlns:w16sdtfl="http://schemas.microsoft.com/office/word/2024/wordml/sdtformatlock" xmlns:w16se="http://schemas.microsoft.com/office/word/2015/wordml/symex" xmlns:wpg="http://schemas.microsoft.com/office/word/2010/wordprocessingGroup" xmlns:wpi="http://schemas.microsoft.com/office/word/2010/wordprocessingInk" xmlns:wne="http://schemas.microsoft.com/office/word/2006/wordml" xmlns:wps="http://schemas.microsoft.com/office/word/2010/wordprocessingShape" mc:Ignorable="w14 w15 w16se w16cid w16 w16cex w16sdtdh w16sdtfl w16du wp14">
-  <w:endnote w:type="separator" w:id="-1">
-    <w:p>
-      <w:pPr>
-        <w:spacing w:after="0" w:line="240" w:lineRule="auto"/>
-      </w:pPr>
-      <w:r>
-        <w:separator/>
-      </w:r>
-    </w:p>
-  </w:endnote>
-  <w:endnote w:type="continuationSeparator" w:id="0">
-    <w:p>
-      <w:pPr>
-        <w:spacing w:after="0" w:line="240" w:lineRule="auto"/>
-      </w:pPr>
-      <w:r>
-        <w:continuationSeparator/>
-      </w:r>
-    </w:p>
-  </w:endnote>
-</w:endnotes>
-</file>
-
-<file path=word/footnotes.xml><?xml version="1.0" encoding="utf-8"?>
-<w:footnotes xmlns:wpc="http://schemas.microsoft.com/office/word/2010/wordprocessingCanvas" xmlns:cx="http://schemas.microsoft.com/office/drawing/2014/chartex" xmlns:cx1="http://schemas.microsoft.com/office/drawing/2015/9/8/chartex" xmlns:cx2="http://schemas.microsoft.com/office/drawing/2015/10/21/chartex" xmlns:cx3="http://schemas.microsoft.com/office/drawing/2016/5/9/chartex" xmlns:cx4="http://schemas.microsoft.com/office/drawing/2016/5/10/chartex" xmlns:cx5="http://schemas.microsoft.com/office/drawing/2016/5/11/chartex" xmlns:cx6="http://schemas.microsoft.com/office/drawing/2016/5/12/chartex" xmlns:cx7="http://schemas.microsoft.com/office/drawing/2016/5/13/chartex" xmlns:cx8="http://schemas.microsoft.com/office/drawing/2016/5/14/chartex" xmlns:mc="http://schemas.openxmlformats.org/markup-compatibility/2006" xmlns:aink="http://schemas.microsoft.com/office/drawing/2016/ink" xmlns:am3d="http://schemas.microsoft.com/office/drawing/2017/model3d" xmlns:o="urn:schemas-microsoft-com:office:office" xmlns:oel="http://schemas.microsoft.com/office/2019/extlst" xmlns:r="http://schemas.openxmlformats.org/officeDocument/2006/relationships" xmlns:m="http://schemas.openxmlformats.org/officeDocument/2006/math" xmlns:v="urn:schemas-microsoft-com:vml" xmlns:wp14="http://schemas.microsoft.com/office/word/2010/wordprocessingDrawing" xmlns:wp="http://schemas.openxmlformats.org/drawingml/2006/wordprocessingDrawing" xmlns:w10="urn:schemas-microsoft-com:office:word" xmlns:w="http://schemas.openxmlformats.org/wordprocessingml/2006/main" xmlns:w14="http://schemas.microsoft.com/office/word/2010/wordml" xmlns:w15="http://schemas.microsoft.com/office/word/2012/wordml" xmlns:w16cex="http://schemas.microsoft.com/office/word/2018/wordml/cex" xmlns:w16cid="http://schemas.microsoft.com/office/word/2016/wordml/cid" xmlns:w16="http://schemas.microsoft.com/office/word/2018/wordml" xmlns:w16du="http://schemas.microsoft.com/office/word/2023/wordml/word16du" xmlns:w16sdtdh="http://schemas.microsoft.com/office/word/2020/wordml/sdtdatahash" xmlns:w16sdtfl="http://schemas.microsoft.com/office/word/2024/wordml/sdtformatlock" xmlns:w16se="http://schemas.microsoft.com/office/word/2015/wordml/symex" xmlns:wpg="http://schemas.microsoft.com/office/word/2010/wordprocessingGroup" xmlns:wpi="http://schemas.microsoft.com/office/word/2010/wordprocessingInk" xmlns:wne="http://schemas.microsoft.com/office/word/2006/wordml" xmlns:wps="http://schemas.microsoft.com/office/word/2010/wordprocessingShape" mc:Ignorable="w14 w15 w16se w16cid w16 w16cex w16sdtdh w16sdtfl w16du wp14">
-  <w:footnote w:type="separator" w:id="-1">
-    <w:p>
-      <w:pPr>
-        <w:spacing w:after="0" w:line="240" w:lineRule="auto"/>
-      </w:pPr>
-      <w:r>
-        <w:separator/>
-      </w:r>
-    </w:p>
-  </w:footnote>
-  <w:footnote w:type="continuationSeparator" w:id="0">
-    <w:p>
-      <w:pPr>
-        <w:spacing w:after="0" w:line="240" w:lineRule="auto"/>
-      </w:pPr>
-      <w:r>
-        <w:continuationSeparator/>
-      </w:r>
-    </w:p>
-  </w:footnote>
-</w:footnotes>
-</file>
-
-<file path=word/intelligence2.xml><?xml version="1.0" encoding="utf-8"?>
-<int2:intelligence xmlns:int2="http://schemas.microsoft.com/office/intelligence/2020/intelligence" xmlns:oel="http://schemas.microsoft.com/office/2019/extlst">
-  <int2:observations/>
-  <int2:intelligenceSettings/>
-  <int2:onDemandWorkflows/>
-</int2:intelligence>
-</file>
-
-<file path=word/numbering.xml><?xml version="1.0" encoding="utf-8"?>
-<w:numbering xmlns:wpc="http://schemas.microsoft.com/office/word/2010/wordprocessingCanvas" xmlns:cx="http://schemas.microsoft.com/office/drawing/2014/chartex" xmlns:cx1="http://schemas.microsoft.com/office/drawing/2015/9/8/chartex" xmlns:cx2="http://schemas.microsoft.com/office/drawing/2015/10/21/chartex" xmlns:cx3="http://schemas.microsoft.com/office/drawing/2016/5/9/chartex" xmlns:cx4="http://schemas.microsoft.com/office/drawing/2016/5/10/chartex" xmlns:cx5="http://schemas.microsoft.com/office/drawing/2016/5/11/chartex" xmlns:cx6="http://schemas.microsoft.com/office/drawing/2016/5/12/chartex" xmlns:cx7="http://schemas.microsoft.com/office/drawing/2016/5/13/chartex" xmlns:cx8="http://schemas.microsoft.com/office/drawing/2016/5/14/chartex" xmlns:mc="http://schemas.openxmlformats.org/markup-compatibility/2006" xmlns:aink="http://schemas.microsoft.com/office/drawing/2016/ink" xmlns:am3d="http://schemas.microsoft.com/office/drawing/2017/model3d" xmlns:o="urn:schemas-microsoft-com:office:office" xmlns:oel="http://schemas.microsoft.com/office/2019/extlst" xmlns:r="http://schemas.openxmlformats.org/officeDocument/2006/relationships" xmlns:m="http://schemas.openxmlformats.org/officeDocument/2006/math" xmlns:v="urn:schemas-microsoft-com:vml" xmlns:wp14="http://schemas.microsoft.com/office/word/2010/wordprocessingDrawing" xmlns:wp="http://schemas.openxmlformats.org/drawingml/2006/wordprocessingDrawing" xmlns:w10="urn:schemas-microsoft-com:office:word" xmlns:w="http://schemas.openxmlformats.org/wordprocessingml/2006/main" xmlns:w14="http://schemas.microsoft.com/office/word/2010/wordml" xmlns:w15="http://schemas.microsoft.com/office/word/2012/wordml" xmlns:w16cex="http://schemas.microsoft.com/office/word/2018/wordml/cex" xmlns:w16cid="http://schemas.microsoft.com/office/word/2016/wordml/cid" xmlns:w16="http://schemas.microsoft.com/office/word/2018/wordml" xmlns:w16du="http://schemas.microsoft.com/office/word/2023/wordml/word16du" xmlns:w16sdtdh="http://schemas.microsoft.com/office/word/2020/wordml/sdtdatahash" xmlns:w16sdtfl="http://schemas.microsoft.com/office/word/2024/wordml/sdtformatlock" xmlns:w16se="http://schemas.microsoft.com/office/word/2015/wordml/symex" xmlns:wpg="http://schemas.microsoft.com/office/word/2010/wordprocessingGroup" xmlns:wpi="http://schemas.microsoft.com/office/word/2010/wordprocessingInk" xmlns:wne="http://schemas.microsoft.com/office/word/2006/wordml" xmlns:wps="http://schemas.microsoft.com/office/word/2010/wordprocessingShape" mc:Ignorable="w14 w15 w16se w16cid w16 w16cex w16sdtdh w16sdtfl w16du wp14">
-  <w:abstractNum w:abstractNumId="0" w15:restartNumberingAfterBreak="0">
-    <w:nsid w:val="37D82123"/>
-    <w:multiLevelType w:val="hybridMultilevel"/>
-    <w:tmpl w:val="0B54D51E"/>
-    <w:lvl w:ilvl="0" w:tplc="FFFFFFFF">
-      <w:start w:val="1"/>
-      <w:numFmt w:val="decimal"/>
-      <w:lvlText w:val="%1."/>
-      <w:lvlJc w:val="left"/>
-      <w:pPr>
-        <w:ind w:left="720" w:hanging="360"/>
-      </w:pPr>
-      <w:rPr>
-        <w:rFonts w:hint="default"/>
-      </w:rPr>
-    </w:lvl>
-    <w:lvl w:ilvl="1" w:tplc="04090019" w:tentative="1">
-      <w:start w:val="1"/>
-      <w:numFmt w:val="lowerLetter"/>
-      <w:lvlText w:val="%2."/>
-      <w:lvlJc w:val="left"/>
-      <w:pPr>
-        <w:ind w:left="1440" w:hanging="360"/>
-      </w:pPr>
-    </w:lvl>
-    <w:lvl w:ilvl="2" w:tplc="0409001B" w:tentative="1">
-      <w:start w:val="1"/>
-      <w:numFmt w:val="lowerRoman"/>
-      <w:lvlText w:val="%3."/>
-      <w:lvlJc w:val="right"/>
-      <w:pPr>
-        <w:ind w:left="2160" w:hanging="180"/>
-      </w:pPr>
-    </w:lvl>
-    <w:lvl w:ilvl="3" w:tplc="0409000F" w:tentative="1">
-      <w:start w:val="1"/>
-      <w:numFmt w:val="decimal"/>
-      <w:lvlText w:val="%4."/>
-      <w:lvlJc w:val="left"/>
-      <w:pPr>
-        <w:ind w:left="2880" w:hanging="360"/>
-      </w:pPr>
-    </w:lvl>
-    <w:lvl w:ilvl="4" w:tplc="04090019" w:tentative="1">
-      <w:start w:val="1"/>
-      <w:numFmt w:val="lowerLetter"/>
-      <w:lvlText w:val="%5."/>
-      <w:lvlJc w:val="left"/>
-      <w:pPr>
-        <w:ind w:left="3600" w:hanging="360"/>
-      </w:pPr>
-    </w:lvl>
-    <w:lvl w:ilvl="5" w:tplc="0409001B" w:tentative="1">
-      <w:start w:val="1"/>
-      <w:numFmt w:val="lowerRoman"/>
-      <w:lvlText w:val="%6."/>
-      <w:lvlJc w:val="right"/>
-      <w:pPr>
-        <w:ind w:left="4320" w:hanging="180"/>
-      </w:pPr>
-    </w:lvl>
-    <w:lvl w:ilvl="6" w:tplc="0409000F" w:tentative="1">
-      <w:start w:val="1"/>
-      <w:numFmt w:val="decimal"/>
-      <w:lvlText w:val="%7."/>
-      <w:lvlJc w:val="left"/>
-      <w:pPr>
-        <w:ind w:left="5040" w:hanging="360"/>
-      </w:pPr>
-    </w:lvl>
-    <w:lvl w:ilvl="7" w:tplc="04090019" w:tentative="1">
-      <w:start w:val="1"/>
-      <w:numFmt w:val="lowerLetter"/>
-      <w:lvlText w:val="%8."/>
-      <w:lvlJc w:val="left"/>
-      <w:pPr>
-        <w:ind w:left="5760" w:hanging="360"/>
-      </w:pPr>
-    </w:lvl>
-    <w:lvl w:ilvl="8" w:tplc="0409001B" w:tentative="1">
-      <w:start w:val="1"/>
-      <w:numFmt w:val="lowerRoman"/>
-      <w:lvlText w:val="%9."/>
-      <w:lvlJc w:val="right"/>
-      <w:pPr>
-        <w:ind w:left="6480" w:hanging="180"/>
-      </w:pPr>
-    </w:lvl>
-  </w:abstractNum>
-  <w:abstractNum w:abstractNumId="1" w15:restartNumberingAfterBreak="0">
-    <w:nsid w:val="39F4173F"/>
-    <w:multiLevelType w:val="hybridMultilevel"/>
-    <w:tmpl w:val="6B484744"/>
-    <w:lvl w:ilvl="0" w:tplc="1009000F">
-      <w:start w:val="1"/>
-      <w:numFmt w:val="decimal"/>
-      <w:lvlText w:val="%1."/>
-      <w:lvlJc w:val="left"/>
-      <w:pPr>
-        <w:ind w:left="720" w:hanging="360"/>
-      </w:pPr>
-      <w:rPr>
-        <w:rFonts w:hint="default"/>
-      </w:rPr>
-    </w:lvl>
-    <w:lvl w:ilvl="1" w:tplc="10090019" w:tentative="1">
-      <w:start w:val="1"/>
-      <w:numFmt w:val="lowerLetter"/>
-      <w:lvlText w:val="%2."/>
-      <w:lvlJc w:val="left"/>
-      <w:pPr>
-        <w:ind w:left="1440" w:hanging="360"/>
-      </w:pPr>
-    </w:lvl>
-    <w:lvl w:ilvl="2" w:tplc="1009001B" w:tentative="1">
-      <w:start w:val="1"/>
-      <w:numFmt w:val="lowerRoman"/>
-      <w:lvlText w:val="%3."/>
-      <w:lvlJc w:val="right"/>
-      <w:pPr>
-        <w:ind w:left="2160" w:hanging="180"/>
-      </w:pPr>
-    </w:lvl>
-    <w:lvl w:ilvl="3" w:tplc="1009000F" w:tentative="1">
-      <w:start w:val="1"/>
-      <w:numFmt w:val="decimal"/>
-      <w:lvlText w:val="%4."/>
-      <w:lvlJc w:val="left"/>
-      <w:pPr>
-        <w:ind w:left="2880" w:hanging="360"/>
-      </w:pPr>
-    </w:lvl>
-    <w:lvl w:ilvl="4" w:tplc="10090019" w:tentative="1">
-      <w:start w:val="1"/>
-      <w:numFmt w:val="lowerLetter"/>
-      <w:lvlText w:val="%5."/>
-      <w:lvlJc w:val="left"/>
-      <w:pPr>
-        <w:ind w:left="3600" w:hanging="360"/>
-      </w:pPr>
-    </w:lvl>
-    <w:lvl w:ilvl="5" w:tplc="1009001B" w:tentative="1">
-      <w:start w:val="1"/>
-      <w:numFmt w:val="lowerRoman"/>
-      <w:lvlText w:val="%6."/>
-      <w:lvlJc w:val="right"/>
-      <w:pPr>
-        <w:ind w:left="4320" w:hanging="180"/>
-      </w:pPr>
-    </w:lvl>
-    <w:lvl w:ilvl="6" w:tplc="1009000F" w:tentative="1">
-      <w:start w:val="1"/>
-      <w:numFmt w:val="decimal"/>
-      <w:lvlText w:val="%7."/>
-      <w:lvlJc w:val="left"/>
-      <w:pPr>
-        <w:ind w:left="5040" w:hanging="360"/>
-      </w:pPr>
-    </w:lvl>
-    <w:lvl w:ilvl="7" w:tplc="10090019" w:tentative="1">
-      <w:start w:val="1"/>
-      <w:numFmt w:val="lowerLetter"/>
-      <w:lvlText w:val="%8."/>
-      <w:lvlJc w:val="left"/>
-      <w:pPr>
-        <w:ind w:left="5760" w:hanging="360"/>
-      </w:pPr>
-    </w:lvl>
-    <w:lvl w:ilvl="8" w:tplc="1009001B" w:tentative="1">
-      <w:start w:val="1"/>
-      <w:numFmt w:val="lowerRoman"/>
-      <w:lvlText w:val="%9."/>
-      <w:lvlJc w:val="right"/>
-      <w:pPr>
-        <w:ind w:left="6480" w:hanging="180"/>
-      </w:pPr>
-    </w:lvl>
-  </w:abstractNum>
-  <w:abstractNum w:abstractNumId="2" w15:restartNumberingAfterBreak="0">
-    <w:nsid w:val="5D211509"/>
-    <w:multiLevelType w:val="hybridMultilevel"/>
-    <w:tmpl w:val="384045FC"/>
-    <w:lvl w:ilvl="0" w:tplc="0409000F">
-      <w:start w:val="1"/>
-      <w:numFmt w:val="decimal"/>
-      <w:lvlText w:val="%1."/>
-      <w:lvlJc w:val="left"/>
-      <w:pPr>
-        <w:ind w:left="1080" w:hanging="360"/>
-      </w:pPr>
-    </w:lvl>
-    <w:lvl w:ilvl="1" w:tplc="04090019" w:tentative="1">
-      <w:start w:val="1"/>
-      <w:numFmt w:val="lowerLetter"/>
-      <w:lvlText w:val="%2."/>
-      <w:lvlJc w:val="left"/>
-      <w:pPr>
-        <w:ind w:left="1800" w:hanging="360"/>
-      </w:pPr>
-    </w:lvl>
-    <w:lvl w:ilvl="2" w:tplc="0409001B" w:tentative="1">
-      <w:start w:val="1"/>
-      <w:numFmt w:val="lowerRoman"/>
-      <w:lvlText w:val="%3."/>
-      <w:lvlJc w:val="right"/>
-      <w:pPr>
-        <w:ind w:left="2520" w:hanging="180"/>
-      </w:pPr>
-    </w:lvl>
-    <w:lvl w:ilvl="3" w:tplc="0409000F" w:tentative="1">
-      <w:start w:val="1"/>
-      <w:numFmt w:val="decimal"/>
-      <w:lvlText w:val="%4."/>
-      <w:lvlJc w:val="left"/>
-      <w:pPr>
-        <w:ind w:left="3240" w:hanging="360"/>
-      </w:pPr>
-    </w:lvl>
-    <w:lvl w:ilvl="4" w:tplc="04090019" w:tentative="1">
-      <w:start w:val="1"/>
-      <w:numFmt w:val="lowerLetter"/>
-      <w:lvlText w:val="%5."/>
-      <w:lvlJc w:val="left"/>
-      <w:pPr>
-        <w:ind w:left="3960" w:hanging="360"/>
-      </w:pPr>
-    </w:lvl>
-    <w:lvl w:ilvl="5" w:tplc="0409001B" w:tentative="1">
-      <w:start w:val="1"/>
-      <w:numFmt w:val="lowerRoman"/>
-      <w:lvlText w:val="%6."/>
-      <w:lvlJc w:val="right"/>
-      <w:pPr>
-        <w:ind w:left="4680" w:hanging="180"/>
-      </w:pPr>
-    </w:lvl>
-    <w:lvl w:ilvl="6" w:tplc="0409000F" w:tentative="1">
-      <w:start w:val="1"/>
-      <w:numFmt w:val="decimal"/>
-      <w:lvlText w:val="%7."/>
-      <w:lvlJc w:val="left"/>
-      <w:pPr>
-        <w:ind w:left="5400" w:hanging="360"/>
-      </w:pPr>
-    </w:lvl>
-    <w:lvl w:ilvl="7" w:tplc="04090019" w:tentative="1">
-      <w:start w:val="1"/>
-      <w:numFmt w:val="lowerLetter"/>
-      <w:lvlText w:val="%8."/>
-      <w:lvlJc w:val="left"/>
-      <w:pPr>
-        <w:ind w:left="6120" w:hanging="360"/>
-      </w:pPr>
-    </w:lvl>
-    <w:lvl w:ilvl="8" w:tplc="0409001B" w:tentative="1">
-      <w:start w:val="1"/>
-      <w:numFmt w:val="lowerRoman"/>
-      <w:lvlText w:val="%9."/>
-      <w:lvlJc w:val="right"/>
-      <w:pPr>
-        <w:ind w:left="6840" w:hanging="180"/>
-      </w:pPr>
-    </w:lvl>
-  </w:abstractNum>
-  <w:abstractNum w:abstractNumId="3" w15:restartNumberingAfterBreak="0">
-    <w:nsid w:val="79267F4D"/>
-    <w:multiLevelType w:val="hybridMultilevel"/>
-    <w:tmpl w:val="EC168750"/>
-    <w:lvl w:ilvl="0" w:tplc="1009000F">
-      <w:start w:val="1"/>
-      <w:numFmt w:val="decimal"/>
-      <w:lvlText w:val="%1."/>
-      <w:lvlJc w:val="left"/>
-      <w:pPr>
-        <w:ind w:left="360" w:hanging="360"/>
-      </w:pPr>
-    </w:lvl>
-    <w:lvl w:ilvl="1" w:tplc="10090019" w:tentative="1">
-      <w:start w:val="1"/>
-      <w:numFmt w:val="lowerLetter"/>
-      <w:lvlText w:val="%2."/>
-      <w:lvlJc w:val="left"/>
-      <w:pPr>
-        <w:ind w:left="1080" w:hanging="360"/>
-      </w:pPr>
-    </w:lvl>
-    <w:lvl w:ilvl="2" w:tplc="1009001B" w:tentative="1">
-      <w:start w:val="1"/>
-      <w:numFmt w:val="lowerRoman"/>
-      <w:lvlText w:val="%3."/>
-      <w:lvlJc w:val="right"/>
-      <w:pPr>
-        <w:ind w:left="1800" w:hanging="180"/>
-      </w:pPr>
-    </w:lvl>
-    <w:lvl w:ilvl="3" w:tplc="1009000F" w:tentative="1">
-      <w:start w:val="1"/>
-      <w:numFmt w:val="decimal"/>
-      <w:lvlText w:val="%4."/>
-      <w:lvlJc w:val="left"/>
-      <w:pPr>
-        <w:ind w:left="2520" w:hanging="360"/>
-      </w:pPr>
-    </w:lvl>
-    <w:lvl w:ilvl="4" w:tplc="10090019" w:tentative="1">
-      <w:start w:val="1"/>
-      <w:numFmt w:val="lowerLetter"/>
-      <w:lvlText w:val="%5."/>
-      <w:lvlJc w:val="left"/>
-      <w:pPr>
-        <w:ind w:left="3240" w:hanging="360"/>
-      </w:pPr>
-    </w:lvl>
-    <w:lvl w:ilvl="5" w:tplc="1009001B" w:tentative="1">
-      <w:start w:val="1"/>
-      <w:numFmt w:val="lowerRoman"/>
-      <w:lvlText w:val="%6."/>
-      <w:lvlJc w:val="right"/>
-      <w:pPr>
-        <w:ind w:left="3960" w:hanging="180"/>
-      </w:pPr>
-    </w:lvl>
-    <w:lvl w:ilvl="6" w:tplc="1009000F" w:tentative="1">
-      <w:start w:val="1"/>
-      <w:numFmt w:val="decimal"/>
-      <w:lvlText w:val="%7."/>
-      <w:lvlJc w:val="left"/>
-      <w:pPr>
-        <w:ind w:left="4680" w:hanging="360"/>
-      </w:pPr>
-    </w:lvl>
-    <w:lvl w:ilvl="7" w:tplc="10090019" w:tentative="1">
-      <w:start w:val="1"/>
-      <w:numFmt w:val="lowerLetter"/>
-      <w:lvlText w:val="%8."/>
-      <w:lvlJc w:val="left"/>
-      <w:pPr>
-        <w:ind w:left="5400" w:hanging="360"/>
-      </w:pPr>
-    </w:lvl>
-    <w:lvl w:ilvl="8" w:tplc="1009001B" w:tentative="1">
-      <w:start w:val="1"/>
-      <w:numFmt w:val="lowerRoman"/>
-      <w:lvlText w:val="%9."/>
-      <w:lvlJc w:val="right"/>
-      <w:pPr>
-        <w:ind w:left="6120" w:hanging="180"/>
-      </w:pPr>
-    </w:lvl>
-  </w:abstractNum>
-  <w:num w:numId="1" w16cid:durableId="1882941059">
-    <w:abstractNumId w:val="0"/>
-  </w:num>
-  <w:num w:numId="2" w16cid:durableId="549534058">
-    <w:abstractNumId w:val="2"/>
-  </w:num>
-  <w:num w:numId="3" w16cid:durableId="1863205383">
-    <w:abstractNumId w:val="1"/>
-  </w:num>
-  <w:num w:numId="4" w16cid:durableId="1281374084">
-    <w:abstractNumId w:val="3"/>
-  </w:num>
-</w:numbering>
-</file>
-
 <file path=word/styles.xml><?xml version="1.0" encoding="utf-8"?>
 <w:styles xmlns:mc="http://schemas.openxmlformats.org/markup-compatibility/2006" xmlns:r="http://schemas.openxmlformats.org/officeDocument/2006/relationships" xmlns:w="http://schemas.openxmlformats.org/wordprocessingml/2006/main" xmlns:w14="http://schemas.microsoft.com/office/word/2010/wordml" xmlns:w15="http://schemas.microsoft.com/office/word/2012/wordml" xmlns:w16cex="http://schemas.microsoft.com/office/word/2018/wordml/cex" xmlns:w16cid="http://schemas.microsoft.com/office/word/2016/wordml/cid" xmlns:w16="http://schemas.microsoft.com/office/word/2018/wordml" xmlns:w16du="http://schemas.microsoft.com/office/word/2023/wordml/word16du" xmlns:w16sdtdh="http://schemas.microsoft.com/office/word/2020/wordml/sdtdatahash" xmlns:w16sdtfl="http://schemas.microsoft.com/office/word/2024/wordml/sdtformatlock" xmlns:w16se="http://schemas.microsoft.com/office/word/2015/wordml/symex" mc:Ignorable="w14 w15 w16se w16cid w16 w16cex w16sdtdh w16sdtfl w16du">
   <w:docDefaults>
     <w:rPrDefault>
       <w:rPr>
-        <w:rFonts w:asciiTheme="minorHAnsi" w:eastAsiaTheme="minorEastAsia" w:hAnsiTheme="minorHAnsi" w:cstheme="minorBidi"/>
+        <w:rFonts w:asciiTheme="minorHAnsi" w:eastAsiaTheme="minorHAnsi" w:hAnsiTheme="minorHAnsi" w:cstheme="minorBidi"/>
         <w:kern w:val="2"/>
         <w:sz w:val="24"/>
         <w:szCs w:val="24"/>
@@ -2642,7 +2732,7 @@
     <w:link w:val="Heading1Char"/>
     <w:uiPriority w:val="9"/>
     <w:qFormat/>
-    <w:rsid w:val="0004114D"/>
+    <w:rsid w:val="00E719BC"/>
     <w:pPr>
       <w:keepNext/>
       <w:keepLines/>
@@ -2665,7 +2755,7 @@
     <w:semiHidden/>
     <w:unhideWhenUsed/>
     <w:qFormat/>
-    <w:rsid w:val="0004114D"/>
+    <w:rsid w:val="00E719BC"/>
     <w:pPr>
       <w:keepNext/>
       <w:keepLines/>
@@ -2688,7 +2778,7 @@
     <w:semiHidden/>
     <w:unhideWhenUsed/>
     <w:qFormat/>
-    <w:rsid w:val="0004114D"/>
+    <w:rsid w:val="00E719BC"/>
     <w:pPr>
       <w:keepNext/>
       <w:keepLines/>
@@ -2711,7 +2801,7 @@
     <w:semiHidden/>
     <w:unhideWhenUsed/>
     <w:qFormat/>
-    <w:rsid w:val="0004114D"/>
+    <w:rsid w:val="00E719BC"/>
     <w:pPr>
       <w:keepNext/>
       <w:keepLines/>
@@ -2734,7 +2824,7 @@
     <w:semiHidden/>
     <w:unhideWhenUsed/>
     <w:qFormat/>
-    <w:rsid w:val="0004114D"/>
+    <w:rsid w:val="00E719BC"/>
     <w:pPr>
       <w:keepNext/>
       <w:keepLines/>
@@ -2755,7 +2845,7 @@
     <w:semiHidden/>
     <w:unhideWhenUsed/>
     <w:qFormat/>
-    <w:rsid w:val="0004114D"/>
+    <w:rsid w:val="00E719BC"/>
     <w:pPr>
       <w:keepNext/>
       <w:keepLines/>
@@ -2778,7 +2868,7 @@
     <w:semiHidden/>
     <w:unhideWhenUsed/>
     <w:qFormat/>
-    <w:rsid w:val="0004114D"/>
+    <w:rsid w:val="00E719BC"/>
     <w:pPr>
       <w:keepNext/>
       <w:keepLines/>
@@ -2799,7 +2889,7 @@
     <w:semiHidden/>
     <w:unhideWhenUsed/>
     <w:qFormat/>
-    <w:rsid w:val="0004114D"/>
+    <w:rsid w:val="00E719BC"/>
     <w:pPr>
       <w:keepNext/>
       <w:keepLines/>
@@ -2822,7 +2912,7 @@
     <w:semiHidden/>
     <w:unhideWhenUsed/>
     <w:qFormat/>
-    <w:rsid w:val="0004114D"/>
+    <w:rsid w:val="00E719BC"/>
     <w:pPr>
       <w:keepNext/>
       <w:keepLines/>
@@ -2866,7 +2956,7 @@
     <w:basedOn w:val="DefaultParagraphFont"/>
     <w:link w:val="Heading1"/>
     <w:uiPriority w:val="9"/>
-    <w:rsid w:val="0004114D"/>
+    <w:rsid w:val="00E719BC"/>
     <w:rPr>
       <w:rFonts w:asciiTheme="majorHAnsi" w:eastAsiaTheme="majorEastAsia" w:hAnsiTheme="majorHAnsi" w:cstheme="majorBidi"/>
       <w:color w:val="0F4761" w:themeColor="accent1" w:themeShade="BF"/>
@@ -2880,7 +2970,7 @@
     <w:link w:val="Heading2"/>
     <w:uiPriority w:val="9"/>
     <w:semiHidden/>
-    <w:rsid w:val="0004114D"/>
+    <w:rsid w:val="00E719BC"/>
     <w:rPr>
       <w:rFonts w:asciiTheme="majorHAnsi" w:eastAsiaTheme="majorEastAsia" w:hAnsiTheme="majorHAnsi" w:cstheme="majorBidi"/>
       <w:color w:val="0F4761" w:themeColor="accent1" w:themeShade="BF"/>
@@ -2894,7 +2984,7 @@
     <w:link w:val="Heading3"/>
     <w:uiPriority w:val="9"/>
     <w:semiHidden/>
-    <w:rsid w:val="0004114D"/>
+    <w:rsid w:val="00E719BC"/>
     <w:rPr>
       <w:rFonts w:eastAsiaTheme="majorEastAsia" w:cstheme="majorBidi"/>
       <w:color w:val="0F4761" w:themeColor="accent1" w:themeShade="BF"/>
@@ -2908,7 +2998,7 @@
     <w:link w:val="Heading4"/>
     <w:uiPriority w:val="9"/>
     <w:semiHidden/>
-    <w:rsid w:val="0004114D"/>
+    <w:rsid w:val="00E719BC"/>
     <w:rPr>
       <w:rFonts w:eastAsiaTheme="majorEastAsia" w:cstheme="majorBidi"/>
       <w:i/>
@@ -2922,7 +3012,7 @@
     <w:link w:val="Heading5"/>
     <w:uiPriority w:val="9"/>
     <w:semiHidden/>
-    <w:rsid w:val="0004114D"/>
+    <w:rsid w:val="00E719BC"/>
     <w:rPr>
       <w:rFonts w:eastAsiaTheme="majorEastAsia" w:cstheme="majorBidi"/>
       <w:color w:val="0F4761" w:themeColor="accent1" w:themeShade="BF"/>
@@ -2934,7 +3024,7 @@
     <w:link w:val="Heading6"/>
     <w:uiPriority w:val="9"/>
     <w:semiHidden/>
-    <w:rsid w:val="0004114D"/>
+    <w:rsid w:val="00E719BC"/>
     <w:rPr>
       <w:rFonts w:eastAsiaTheme="majorEastAsia" w:cstheme="majorBidi"/>
       <w:i/>
@@ -2948,7 +3038,7 @@
     <w:link w:val="Heading7"/>
     <w:uiPriority w:val="9"/>
     <w:semiHidden/>
-    <w:rsid w:val="0004114D"/>
+    <w:rsid w:val="00E719BC"/>
     <w:rPr>
       <w:rFonts w:eastAsiaTheme="majorEastAsia" w:cstheme="majorBidi"/>
       <w:color w:val="595959" w:themeColor="text1" w:themeTint="A6"/>
@@ -2960,7 +3050,7 @@
     <w:link w:val="Heading8"/>
     <w:uiPriority w:val="9"/>
     <w:semiHidden/>
-    <w:rsid w:val="0004114D"/>
+    <w:rsid w:val="00E719BC"/>
     <w:rPr>
       <w:rFonts w:eastAsiaTheme="majorEastAsia" w:cstheme="majorBidi"/>
       <w:i/>
@@ -2974,7 +3064,7 @@
     <w:link w:val="Heading9"/>
     <w:uiPriority w:val="9"/>
     <w:semiHidden/>
-    <w:rsid w:val="0004114D"/>
+    <w:rsid w:val="00E719BC"/>
     <w:rPr>
       <w:rFonts w:eastAsiaTheme="majorEastAsia" w:cstheme="majorBidi"/>
       <w:color w:val="272727" w:themeColor="text1" w:themeTint="D8"/>
@@ -2987,7 +3077,7 @@
     <w:link w:val="TitleChar"/>
     <w:uiPriority w:val="10"/>
     <w:qFormat/>
-    <w:rsid w:val="0004114D"/>
+    <w:rsid w:val="00E719BC"/>
     <w:pPr>
       <w:spacing w:after="80" w:line="240" w:lineRule="auto"/>
       <w:contextualSpacing/>
@@ -3005,7 +3095,7 @@
     <w:basedOn w:val="DefaultParagraphFont"/>
     <w:link w:val="Title"/>
     <w:uiPriority w:val="10"/>
-    <w:rsid w:val="0004114D"/>
+    <w:rsid w:val="00E719BC"/>
     <w:rPr>
       <w:rFonts w:asciiTheme="majorHAnsi" w:eastAsiaTheme="majorEastAsia" w:hAnsiTheme="majorHAnsi" w:cstheme="majorBidi"/>
       <w:spacing w:val="-10"/>
@@ -3021,7 +3111,7 @@
     <w:link w:val="SubtitleChar"/>
     <w:uiPriority w:val="11"/>
     <w:qFormat/>
-    <w:rsid w:val="0004114D"/>
+    <w:rsid w:val="00E719BC"/>
     <w:pPr>
       <w:numPr>
         <w:ilvl w:val="1"/>
@@ -3040,7 +3130,7 @@
     <w:basedOn w:val="DefaultParagraphFont"/>
     <w:link w:val="Subtitle"/>
     <w:uiPriority w:val="11"/>
-    <w:rsid w:val="0004114D"/>
+    <w:rsid w:val="00E719BC"/>
     <w:rPr>
       <w:rFonts w:eastAsiaTheme="majorEastAsia" w:cstheme="majorBidi"/>
       <w:color w:val="595959" w:themeColor="text1" w:themeTint="A6"/>
@@ -3056,7 +3146,7 @@
     <w:link w:val="QuoteChar"/>
     <w:uiPriority w:val="29"/>
     <w:qFormat/>
-    <w:rsid w:val="0004114D"/>
+    <w:rsid w:val="00E719BC"/>
     <w:pPr>
       <w:spacing w:before="160"/>
       <w:jc w:val="center"/>
@@ -3072,7 +3162,7 @@
     <w:basedOn w:val="DefaultParagraphFont"/>
     <w:link w:val="Quote"/>
     <w:uiPriority w:val="29"/>
-    <w:rsid w:val="0004114D"/>
+    <w:rsid w:val="00E719BC"/>
     <w:rPr>
       <w:i/>
       <w:iCs/>
@@ -3084,7 +3174,7 @@
     <w:basedOn w:val="Normal"/>
     <w:uiPriority w:val="34"/>
     <w:qFormat/>
-    <w:rsid w:val="0004114D"/>
+    <w:rsid w:val="00E719BC"/>
     <w:pPr>
       <w:ind w:left="720"/>
       <w:contextualSpacing/>
@@ -3095,7 +3185,7 @@
     <w:basedOn w:val="DefaultParagraphFont"/>
     <w:uiPriority w:val="21"/>
     <w:qFormat/>
-    <w:rsid w:val="0004114D"/>
+    <w:rsid w:val="00E719BC"/>
     <w:rPr>
       <w:i/>
       <w:iCs/>
@@ -3109,7 +3199,7 @@
     <w:link w:val="IntenseQuoteChar"/>
     <w:uiPriority w:val="30"/>
     <w:qFormat/>
-    <w:rsid w:val="0004114D"/>
+    <w:rsid w:val="00E719BC"/>
     <w:pPr>
       <w:pBdr>
         <w:top w:val="single" w:sz="4" w:space="10" w:color="0F4761" w:themeColor="accent1" w:themeShade="BF"/>
@@ -3130,7 +3220,7 @@
     <w:basedOn w:val="DefaultParagraphFont"/>
     <w:link w:val="IntenseQuote"/>
     <w:uiPriority w:val="30"/>
-    <w:rsid w:val="0004114D"/>
+    <w:rsid w:val="00E719BC"/>
     <w:rPr>
       <w:i/>
       <w:iCs/>
@@ -3142,7 +3232,7 @@
     <w:basedOn w:val="DefaultParagraphFont"/>
     <w:uiPriority w:val="32"/>
     <w:qFormat/>
-    <w:rsid w:val="0004114D"/>
+    <w:rsid w:val="00E719BC"/>
     <w:rPr>
       <w:b/>
       <w:bCs/>
@@ -3156,11 +3246,12 @@
     <w:link w:val="NoSpacingChar"/>
     <w:uiPriority w:val="1"/>
     <w:qFormat/>
-    <w:rsid w:val="00586BA6"/>
+    <w:rsid w:val="00E719BC"/>
     <w:pPr>
       <w:spacing w:after="0" w:line="240" w:lineRule="auto"/>
     </w:pPr>
     <w:rPr>
+      <w:rFonts w:eastAsiaTheme="minorEastAsia"/>
       <w:kern w:val="0"/>
       <w:sz w:val="22"/>
       <w:szCs w:val="22"/>
@@ -3173,8 +3264,9 @@
     <w:basedOn w:val="DefaultParagraphFont"/>
     <w:link w:val="NoSpacing"/>
     <w:uiPriority w:val="1"/>
-    <w:rsid w:val="00586BA6"/>
+    <w:rsid w:val="00E719BC"/>
     <w:rPr>
+      <w:rFonts w:eastAsiaTheme="minorEastAsia"/>
       <w:kern w:val="0"/>
       <w:sz w:val="22"/>
       <w:szCs w:val="22"/>
@@ -3189,7 +3281,7 @@
     <w:uiPriority w:val="39"/>
     <w:unhideWhenUsed/>
     <w:qFormat/>
-    <w:rsid w:val="007F4652"/>
+    <w:rsid w:val="00E719BC"/>
     <w:pPr>
       <w:spacing w:before="240" w:after="0" w:line="259" w:lineRule="auto"/>
       <w:outlineLvl w:val="9"/>
@@ -3202,56 +3294,6 @@
       <w14:ligatures w14:val="none"/>
     </w:rPr>
   </w:style>
-  <w:style w:type="paragraph" w:styleId="Header">
-    <w:name w:val="header"/>
-    <w:basedOn w:val="Normal"/>
-    <w:link w:val="HeaderChar"/>
-    <w:uiPriority w:val="99"/>
-    <w:unhideWhenUsed/>
-    <w:rsid w:val="00212B4C"/>
-    <w:pPr>
-      <w:tabs>
-        <w:tab w:val="center" w:pos="4680"/>
-        <w:tab w:val="right" w:pos="9360"/>
-      </w:tabs>
-      <w:spacing w:after="0" w:line="240" w:lineRule="auto"/>
-    </w:pPr>
-  </w:style>
-  <w:style w:type="character" w:customStyle="1" w:styleId="HeaderChar">
-    <w:name w:val="Header Char"/>
-    <w:basedOn w:val="DefaultParagraphFont"/>
-    <w:link w:val="Header"/>
-    <w:uiPriority w:val="99"/>
-    <w:rsid w:val="00212B4C"/>
-    <w:rPr>
-      <w:lang w:val="fr-CA"/>
-    </w:rPr>
-  </w:style>
-  <w:style w:type="paragraph" w:styleId="Footer">
-    <w:name w:val="footer"/>
-    <w:basedOn w:val="Normal"/>
-    <w:link w:val="FooterChar"/>
-    <w:uiPriority w:val="99"/>
-    <w:unhideWhenUsed/>
-    <w:rsid w:val="00212B4C"/>
-    <w:pPr>
-      <w:tabs>
-        <w:tab w:val="center" w:pos="4680"/>
-        <w:tab w:val="right" w:pos="9360"/>
-      </w:tabs>
-      <w:spacing w:after="0" w:line="240" w:lineRule="auto"/>
-    </w:pPr>
-  </w:style>
-  <w:style w:type="character" w:customStyle="1" w:styleId="FooterChar">
-    <w:name w:val="Footer Char"/>
-    <w:basedOn w:val="DefaultParagraphFont"/>
-    <w:link w:val="Footer"/>
-    <w:uiPriority w:val="99"/>
-    <w:rsid w:val="00212B4C"/>
-    <w:rPr>
-      <w:lang w:val="fr-CA"/>
-    </w:rPr>
-  </w:style>
   <w:style w:type="paragraph" w:styleId="TOC1">
     <w:name w:val="toc 1"/>
     <w:basedOn w:val="Normal"/>
@@ -3259,7 +3301,7 @@
     <w:autoRedefine/>
     <w:uiPriority w:val="39"/>
     <w:unhideWhenUsed/>
-    <w:rsid w:val="000153C1"/>
+    <w:rsid w:val="00C66CE6"/>
     <w:pPr>
       <w:spacing w:after="100"/>
     </w:pPr>
@@ -3269,7 +3311,7 @@
     <w:basedOn w:val="DefaultParagraphFont"/>
     <w:uiPriority w:val="99"/>
     <w:unhideWhenUsed/>
-    <w:rsid w:val="000153C1"/>
+    <w:rsid w:val="00C66CE6"/>
     <w:rPr>
       <w:color w:val="467886" w:themeColor="hyperlink"/>
       <w:u w:val="single"/>
@@ -3598,7 +3640,7 @@
 </file>
 
 <file path=customXml/itemProps1.xml><?xml version="1.0" encoding="utf-8"?>
-<ds:datastoreItem xmlns:ds="http://schemas.openxmlformats.org/officeDocument/2006/customXml" ds:itemID="{6EAC3427-5D41-4552-B015-9053EB4E7E98}">
+<ds:datastoreItem xmlns:ds="http://schemas.openxmlformats.org/officeDocument/2006/customXml" ds:itemID="{8E6FDA90-345E-45E5-B900-5A66929F7317}">
   <ds:schemaRefs>
     <ds:schemaRef ds:uri="http://schemas.openxmlformats.org/officeDocument/2006/bibliography"/>
   </ds:schemaRefs>
